--- a/BE/Backend Kafka.docx
+++ b/BE/Backend Kafka.docx
@@ -263,11 +263,5354 @@
     <w:p>
       <w:pPr>
         <w:numPr>
+          <w:ilvl w:val="0"/>
+          <w:numId w:val="1"/>
+        </w:numPr>
+      </w:pPr>
+      <w:r>
+        <w:rPr>
+          <w:rFonts w:hint="default"/>
+          <w:b/>
+          <w:bCs/>
+          <w:lang w:val="en-US"/>
+        </w:rPr>
+        <w:t>What happened duplicate event triggered in Kafka, how to prevent?</w:t>
+      </w:r>
+    </w:p>
+    <w:p>
+      <w:pPr>
+        <w:numPr>
+          <w:ilvl w:val="0"/>
+          <w:numId w:val="1"/>
+        </w:numPr>
+        <w:rPr>
+          <w:rFonts w:hint="default"/>
+          <w:b/>
+          <w:bCs/>
+        </w:rPr>
+      </w:pPr>
+      <w:r>
+        <w:rPr>
+          <w:rFonts w:hint="default"/>
+        </w:rPr>
+        <w:t>Outbox Pattern</w:t>
+      </w:r>
+      <w:r>
+        <w:rPr>
+          <w:rFonts w:hint="default"/>
+          <w:lang w:val="en-US"/>
+        </w:rPr>
+        <w:t>?</w:t>
+      </w:r>
+    </w:p>
+    <w:p>
+      <w:pPr>
+        <w:numPr>
+          <w:ilvl w:val="0"/>
+          <w:numId w:val="1"/>
+        </w:numPr>
+        <w:rPr>
+          <w:rFonts w:hint="default"/>
+          <w:b/>
+          <w:bCs/>
+        </w:rPr>
+      </w:pPr>
+      <w:r>
+        <w:rPr>
+          <w:rFonts w:hint="default"/>
+          <w:b/>
+          <w:bCs/>
+        </w:rPr>
+        <w:t>. What is the use of Kafka and partitions. What is the consumer group?</w:t>
+      </w:r>
+    </w:p>
+    <w:p>
+      <w:pPr>
+        <w:rPr>
+          <w:rFonts w:hint="default"/>
+        </w:rPr>
+      </w:pPr>
+      <w:r>
+        <w:rPr>
+          <w:rFonts w:hint="default"/>
+        </w:rPr>
+        <w:t xml:space="preserve">   Kafka is an event-streaming platform used for asynchronous communication between services.</w:t>
+      </w:r>
+    </w:p>
+    <w:p>
+      <w:pPr>
+        <w:rPr>
+          <w:rFonts w:hint="default"/>
+        </w:rPr>
+      </w:pPr>
+      <w:r>
+        <w:rPr>
+          <w:rFonts w:hint="default"/>
+        </w:rPr>
+        <w:t xml:space="preserve">   Topics are used to store messages/events. Topics are divided into partitions for scalability, parallel processing, and better performance.</w:t>
+      </w:r>
+    </w:p>
+    <w:p>
+      <w:pPr>
+        <w:rPr>
+          <w:rFonts w:hint="default"/>
+        </w:rPr>
+      </w:pPr>
+      <w:r>
+        <w:rPr>
+          <w:rFonts w:hint="default"/>
+        </w:rPr>
+        <w:t xml:space="preserve">   Partitions are mainly useful when multiple instances of the same service exist within the same consumer group, because Kafka can distribute partitions  among those instances for parallel processing and scalability. </w:t>
+      </w:r>
+    </w:p>
+    <w:p>
+      <w:pPr>
+        <w:rPr>
+          <w:rFonts w:hint="default"/>
+        </w:rPr>
+      </w:pPr>
+      <w:r>
+        <w:rPr>
+          <w:rFonts w:hint="default"/>
+        </w:rPr>
+        <w:t xml:space="preserve">   Consumer groups help distribute messages among multiple consumer instances and Kafka tracks offsets using consumer groups. </w:t>
+      </w:r>
+    </w:p>
+    <w:p>
+      <w:pPr>
+        <w:rPr>
+          <w:rFonts w:hint="default"/>
+        </w:rPr>
+      </w:pPr>
+      <w:r>
+        <w:rPr>
+          <w:rFonts w:hint="default"/>
+        </w:rPr>
+        <w:t xml:space="preserve">   Offsets are unique message positions inside partitions used to track consumed messages. </w:t>
+      </w:r>
+    </w:p>
+    <w:p>
+      <w:pPr>
+        <w:rPr>
+          <w:rFonts w:hint="default"/>
+        </w:rPr>
+      </w:pPr>
+      <w:r>
+        <w:rPr>
+          <w:rFonts w:hint="default"/>
+        </w:rPr>
+        <w:t xml:space="preserve">   Replicas are copies of partitions used for fault tolerance and high availability</w:t>
+      </w:r>
+    </w:p>
+    <w:p>
+      <w:pPr>
+        <w:rPr>
+          <w:rFonts w:hint="default"/>
+        </w:rPr>
+      </w:pPr>
+      <w:r>
+        <w:rPr>
+          <w:rFonts w:hint="default"/>
+        </w:rPr>
+        <w:t>-------------------------------------------------------------------------------------------------------------------------</w:t>
+      </w:r>
+    </w:p>
+    <w:p>
+      <w:pPr>
+        <w:rPr>
+          <w:rFonts w:hint="default"/>
+        </w:rPr>
+      </w:pPr>
+    </w:p>
+    <w:p>
+      <w:pPr>
+        <w:numPr>
+          <w:ilvl w:val="0"/>
+          <w:numId w:val="1"/>
+        </w:numPr>
+        <w:ind w:left="0" w:leftChars="0" w:firstLine="0" w:firstLineChars="0"/>
+        <w:rPr>
+          <w:rFonts w:hint="default"/>
+          <w:b/>
+          <w:bCs/>
+        </w:rPr>
+      </w:pPr>
+      <w:r>
+        <w:rPr>
+          <w:rFonts w:hint="default"/>
+          <w:b/>
+          <w:bCs/>
+        </w:rPr>
+        <w:t xml:space="preserve">How we can confirm our message is consumed or not? </w:t>
+      </w:r>
+    </w:p>
+    <w:p>
+      <w:pPr>
+        <w:rPr>
+          <w:rFonts w:hint="default"/>
+        </w:rPr>
+      </w:pPr>
+      <w:r>
+        <w:rPr>
+          <w:rFonts w:hint="default"/>
+        </w:rPr>
+        <w:t>Kafka confirms message consumption using committed offsets. By comparing the latest offset and consumer committed offset, we can identify pending messages using consumer lag.</w:t>
+      </w:r>
+    </w:p>
+    <w:p>
+      <w:pPr>
+        <w:rPr>
+          <w:rFonts w:hint="default"/>
+        </w:rPr>
+      </w:pPr>
+      <w:r>
+        <w:rPr>
+          <w:rFonts w:hint="default"/>
+        </w:rPr>
+        <w:t>------------------------------------------------------------------------------------------------------</w:t>
+      </w:r>
+    </w:p>
+    <w:p>
+      <w:pPr>
+        <w:rPr>
+          <w:rFonts w:hint="default"/>
+        </w:rPr>
+      </w:pPr>
+    </w:p>
+    <w:p>
+      <w:pPr>
+        <w:numPr>
+          <w:ilvl w:val="0"/>
+          <w:numId w:val="1"/>
+        </w:numPr>
+        <w:ind w:left="0" w:leftChars="0" w:firstLine="0" w:firstLineChars="0"/>
+        <w:rPr>
+          <w:rFonts w:hint="default"/>
+          <w:b/>
+          <w:bCs/>
+        </w:rPr>
+      </w:pPr>
+      <w:r>
+        <w:rPr>
+          <w:rFonts w:hint="default"/>
+          <w:b/>
+          <w:bCs/>
+        </w:rPr>
+        <w:t xml:space="preserve"> What is the use of acknowledgement in kafka?</w:t>
+      </w:r>
+    </w:p>
+    <w:p>
+      <w:pPr>
+        <w:rPr>
+          <w:rFonts w:hint="default"/>
+        </w:rPr>
+      </w:pPr>
+      <w:r>
+        <w:rPr>
+          <w:rFonts w:hint="default"/>
+        </w:rPr>
+        <w:t xml:space="preserve"> Message processed successfully, now commit the offset.</w:t>
+      </w:r>
+    </w:p>
+    <w:p>
+      <w:pPr>
+        <w:rPr>
+          <w:rFonts w:hint="default"/>
+        </w:rPr>
+      </w:pPr>
+      <w:r>
+        <w:rPr>
+          <w:rFonts w:hint="default"/>
+        </w:rPr>
+        <w:t>Two types of offset commit:</w:t>
+      </w:r>
+    </w:p>
+    <w:p>
+      <w:pPr>
+        <w:rPr>
+          <w:rFonts w:hint="default"/>
+        </w:rPr>
+      </w:pPr>
+      <w:r>
+        <w:rPr>
+          <w:rFonts w:hint="default"/>
+        </w:rPr>
+        <w:t>1. Auto commit:</w:t>
+      </w:r>
+    </w:p>
+    <w:p>
+      <w:pPr>
+        <w:rPr>
+          <w:rFonts w:hint="default"/>
+        </w:rPr>
+      </w:pPr>
+      <w:r>
+        <w:rPr>
+          <w:rFonts w:hint="default"/>
+        </w:rPr>
+        <w:t xml:space="preserve">   Auto commit have some issue, if consumer methods get some exception. It's already commit offset. It treated as message delivered.</w:t>
+      </w:r>
+    </w:p>
+    <w:p>
+      <w:pPr>
+        <w:rPr>
+          <w:rFonts w:hint="default"/>
+        </w:rPr>
+      </w:pPr>
+      <w:r>
+        <w:rPr>
+          <w:rFonts w:hint="default"/>
+        </w:rPr>
+        <w:t xml:space="preserve">   By default auto commit is true. need to make it false.</w:t>
+      </w:r>
+    </w:p>
+    <w:p>
+      <w:pPr>
+        <w:rPr>
+          <w:rFonts w:hint="default"/>
+        </w:rPr>
+      </w:pPr>
+      <w:r>
+        <w:rPr>
+          <w:rFonts w:hint="default"/>
+        </w:rPr>
+        <w:t xml:space="preserve">   enable-auto-commit=false</w:t>
+      </w:r>
+    </w:p>
+    <w:p>
+      <w:pPr>
+        <w:rPr>
+          <w:rFonts w:hint="default"/>
+        </w:rPr>
+      </w:pPr>
+    </w:p>
+    <w:p>
+      <w:pPr>
+        <w:rPr>
+          <w:rFonts w:hint="default"/>
+        </w:rPr>
+      </w:pPr>
+      <w:r>
+        <w:rPr>
+          <w:rFonts w:hint="default"/>
+        </w:rPr>
+        <w:t>2. Manual commit:</w:t>
+      </w:r>
+    </w:p>
+    <w:p>
+      <w:pPr>
+        <w:rPr>
+          <w:rFonts w:hint="default"/>
+        </w:rPr>
+      </w:pPr>
+      <w:r>
+        <w:rPr>
+          <w:rFonts w:hint="default"/>
+        </w:rPr>
+        <w:t xml:space="preserve">   Manual commit helps to send manual acknowledgement once business logic completed.</w:t>
+      </w:r>
+    </w:p>
+    <w:p>
+      <w:pPr>
+        <w:rPr>
+          <w:rFonts w:hint="default"/>
+        </w:rPr>
+      </w:pPr>
+      <w:r>
+        <w:rPr>
+          <w:rFonts w:hint="default"/>
+        </w:rPr>
+        <w:t xml:space="preserve"> </w:t>
+      </w:r>
+    </w:p>
+    <w:p>
+      <w:pPr>
+        <w:pBdr>
+          <w:bottom w:val="single" w:color="auto" w:sz="4" w:space="0"/>
+        </w:pBdr>
+        <w:rPr>
+          <w:rFonts w:hint="default"/>
+        </w:rPr>
+      </w:pPr>
+      <w:r>
+        <w:rPr>
+          <w:rFonts w:hint="default"/>
+        </w:rPr>
+        <w:t>Ex: ack.acknowledged();</w:t>
+      </w:r>
+    </w:p>
+    <w:p>
+      <w:pPr>
+        <w:numPr>
+          <w:ilvl w:val="0"/>
           <w:numId w:val="0"/>
         </w:numPr>
+        <w:rPr>
+          <w:rFonts w:hint="default"/>
+        </w:rPr>
+      </w:pPr>
+    </w:p>
+    <w:p>
+      <w:pPr>
+        <w:numPr>
+          <w:ilvl w:val="0"/>
+          <w:numId w:val="1"/>
+        </w:numPr>
+        <w:ind w:left="0" w:leftChars="0" w:firstLine="0" w:firstLineChars="0"/>
+        <w:rPr>
+          <w:rFonts w:hint="default"/>
+          <w:b/>
+          <w:bCs/>
+        </w:rPr>
+      </w:pPr>
+      <w:r>
+        <w:rPr>
+          <w:rFonts w:hint="default"/>
+          <w:b/>
+          <w:bCs/>
+        </w:rPr>
+        <w:t>What is the use of SAGA DP?</w:t>
+      </w:r>
+    </w:p>
+    <w:p>
+      <w:pPr>
+        <w:rPr>
+          <w:rFonts w:hint="default"/>
+        </w:rPr>
+      </w:pPr>
+      <w:r>
+        <w:rPr>
+          <w:rFonts w:hint="default"/>
+        </w:rPr>
+        <w:t xml:space="preserve">   What is the SAGA Pattern?</w:t>
+      </w:r>
+    </w:p>
+    <w:p>
+      <w:pPr>
+        <w:rPr>
+          <w:rFonts w:hint="default"/>
+        </w:rPr>
+      </w:pPr>
+      <w:r>
+        <w:rPr>
+          <w:rFonts w:hint="default"/>
+        </w:rPr>
+        <w:t xml:space="preserve">   The Saga Pattern is used for distributed transaction management in microservices architectures.</w:t>
+      </w:r>
+    </w:p>
+    <w:p>
+      <w:pPr>
+        <w:rPr>
+          <w:rFonts w:hint="default"/>
+        </w:rPr>
+      </w:pPr>
+      <w:r>
+        <w:rPr>
+          <w:rFonts w:hint="default"/>
+        </w:rPr>
+        <w:t xml:space="preserve">   If one step fails, the Saga executes compensating transactions (rollback actions) to undo previously completed steps.</w:t>
+      </w:r>
+    </w:p>
+    <w:p>
+      <w:pPr>
+        <w:rPr>
+          <w:rFonts w:hint="default"/>
+        </w:rPr>
+      </w:pPr>
+      <w:r>
+        <w:rPr>
+          <w:rFonts w:hint="default"/>
+        </w:rPr>
+        <w:t>1. Choreography Saga</w:t>
+      </w:r>
+    </w:p>
+    <w:p>
+      <w:pPr>
+        <w:rPr>
+          <w:rFonts w:hint="default"/>
+        </w:rPr>
+      </w:pPr>
+      <w:r>
+        <w:rPr>
+          <w:rFonts w:hint="default"/>
+        </w:rPr>
+        <w:t>Choreography design pattern is used for event-driven models like Kafka.</w:t>
+      </w:r>
+    </w:p>
+    <w:p>
+      <w:pPr>
+        <w:rPr>
+          <w:rFonts w:hint="default"/>
+        </w:rPr>
+      </w:pPr>
+      <w:r>
+        <w:rPr>
+          <w:rFonts w:hint="default"/>
+        </w:rPr>
+        <w:t>Here there is no central co-ordinator. Each service listens each event and react accordingly.</w:t>
+      </w:r>
+    </w:p>
+    <w:p>
+      <w:pPr>
+        <w:rPr>
+          <w:rFonts w:hint="default"/>
+        </w:rPr>
+      </w:pPr>
+      <w:r>
+        <w:rPr>
+          <w:rFonts w:hint="default"/>
+        </w:rPr>
+        <w:t>order service</w:t>
+      </w:r>
+    </w:p>
+    <w:p>
+      <w:pPr>
+        <w:rPr>
+          <w:rFonts w:hint="default"/>
+        </w:rPr>
+      </w:pPr>
+      <w:r>
+        <w:rPr>
+          <w:rFonts w:hint="default"/>
+        </w:rPr>
+        <w:t>|</w:t>
+      </w:r>
+    </w:p>
+    <w:p>
+      <w:pPr>
+        <w:rPr>
+          <w:rFonts w:hint="default"/>
+        </w:rPr>
+      </w:pPr>
+      <w:r>
+        <w:rPr>
+          <w:rFonts w:hint="default"/>
+        </w:rPr>
+        <w:t>payment service</w:t>
+      </w:r>
+    </w:p>
+    <w:p>
+      <w:pPr>
+        <w:rPr>
+          <w:rFonts w:hint="default"/>
+        </w:rPr>
+      </w:pPr>
+      <w:r>
+        <w:rPr>
+          <w:rFonts w:hint="default"/>
+        </w:rPr>
+        <w:t>|</w:t>
+      </w:r>
+    </w:p>
+    <w:p>
+      <w:pPr>
+        <w:rPr>
+          <w:rFonts w:hint="default"/>
+        </w:rPr>
+      </w:pPr>
+      <w:r>
+        <w:rPr>
+          <w:rFonts w:hint="default"/>
+        </w:rPr>
+        <w:t>inventory Register</w:t>
+      </w:r>
+    </w:p>
+    <w:p>
+      <w:pPr>
+        <w:rPr>
+          <w:rFonts w:hint="default"/>
+        </w:rPr>
+      </w:pPr>
+      <w:r>
+        <w:rPr>
+          <w:rFonts w:hint="default"/>
+        </w:rPr>
+        <w:t>|</w:t>
+      </w:r>
+    </w:p>
+    <w:p>
+      <w:pPr>
+        <w:rPr>
+          <w:rFonts w:hint="default"/>
+        </w:rPr>
+      </w:pPr>
+      <w:r>
+        <w:rPr>
+          <w:rFonts w:hint="default"/>
+        </w:rPr>
+        <w:t>Shipping Service</w:t>
+      </w:r>
+    </w:p>
+    <w:p>
+      <w:pPr>
+        <w:rPr>
+          <w:rFonts w:hint="default"/>
+        </w:rPr>
+      </w:pPr>
+    </w:p>
+    <w:p>
+      <w:pPr>
+        <w:rPr>
+          <w:rFonts w:hint="default"/>
+        </w:rPr>
+      </w:pPr>
+      <w:r>
+        <w:rPr>
+          <w:rFonts w:hint="default"/>
+        </w:rPr>
+        <w:t>Coding part:</w:t>
+      </w:r>
+    </w:p>
+    <w:p>
+      <w:pPr>
+        <w:rPr>
+          <w:rFonts w:hint="default"/>
+        </w:rPr>
+      </w:pPr>
+    </w:p>
+    <w:p>
+      <w:pPr>
+        <w:rPr>
+          <w:rFonts w:hint="default"/>
+        </w:rPr>
+      </w:pPr>
+      <w:r>
+        <w:rPr>
+          <w:rFonts w:hint="default"/>
+        </w:rPr>
+        <w:t>order Service:</w:t>
+      </w:r>
+    </w:p>
+    <w:p>
+      <w:pPr>
+        <w:rPr>
+          <w:rFonts w:hint="default"/>
+        </w:rPr>
+      </w:pPr>
+    </w:p>
+    <w:p>
+      <w:pPr>
+        <w:rPr>
+          <w:rFonts w:hint="default"/>
+        </w:rPr>
+      </w:pPr>
+      <w:r>
+        <w:rPr>
+          <w:rFonts w:hint="default"/>
+        </w:rPr>
+        <w:t>public void createOrder(Event event){</w:t>
+      </w:r>
+    </w:p>
+    <w:p>
+      <w:pPr>
+        <w:rPr>
+          <w:rFonts w:hint="default"/>
+        </w:rPr>
+      </w:pPr>
+    </w:p>
+    <w:p>
+      <w:pPr>
+        <w:rPr>
+          <w:rFonts w:hint="default"/>
+        </w:rPr>
+      </w:pPr>
+    </w:p>
+    <w:p>
+      <w:pPr>
+        <w:rPr>
+          <w:rFonts w:hint="default"/>
+        </w:rPr>
+      </w:pPr>
+      <w:r>
+        <w:rPr>
+          <w:rFonts w:hint="default"/>
+        </w:rPr>
+        <w:t>kafkatemplate.send("topic-name",event);</w:t>
+      </w:r>
+    </w:p>
+    <w:p>
+      <w:pPr>
+        <w:rPr>
+          <w:rFonts w:hint="default"/>
+        </w:rPr>
+      </w:pPr>
+      <w:r>
+        <w:rPr>
+          <w:rFonts w:hint="default"/>
+        </w:rPr>
+        <w:t>}</w:t>
+      </w:r>
+    </w:p>
+    <w:p>
+      <w:pPr>
+        <w:rPr>
+          <w:rFonts w:hint="default"/>
+        </w:rPr>
+      </w:pPr>
+    </w:p>
+    <w:p>
+      <w:pPr>
+        <w:rPr>
+          <w:rFonts w:hint="default"/>
+        </w:rPr>
+      </w:pPr>
+    </w:p>
+    <w:p>
+      <w:pPr>
+        <w:rPr>
+          <w:rFonts w:hint="default"/>
+        </w:rPr>
+      </w:pPr>
+      <w:r>
+        <w:rPr>
+          <w:rFonts w:hint="default"/>
+        </w:rPr>
+        <w:t>payment Service:</w:t>
+      </w:r>
+    </w:p>
+    <w:p>
+      <w:pPr>
+        <w:rPr>
+          <w:rFonts w:hint="default"/>
+        </w:rPr>
+      </w:pPr>
+      <w:r>
+        <w:rPr>
+          <w:rFonts w:hint="default"/>
+        </w:rPr>
+        <w:t>@KafkaListner(topic="",group-name="")</w:t>
+      </w:r>
+    </w:p>
+    <w:p>
+      <w:pPr>
+        <w:rPr>
+          <w:rFonts w:hint="default"/>
+        </w:rPr>
+      </w:pPr>
+      <w:r>
+        <w:rPr>
+          <w:rFonts w:hint="default"/>
+        </w:rPr>
+        <w:t>public void consume(OrderEvent event){</w:t>
+      </w:r>
+    </w:p>
+    <w:p>
+      <w:pPr>
+        <w:rPr>
+          <w:rFonts w:hint="default"/>
+        </w:rPr>
+      </w:pPr>
+    </w:p>
+    <w:p>
+      <w:pPr>
+        <w:rPr>
+          <w:rFonts w:hint="default"/>
+        </w:rPr>
+      </w:pPr>
+      <w:r>
+        <w:rPr>
+          <w:rFonts w:hint="default"/>
+        </w:rPr>
+        <w:t>// Business logic</w:t>
+      </w:r>
+    </w:p>
+    <w:p>
+      <w:pPr>
+        <w:rPr>
+          <w:rFonts w:hint="default"/>
+        </w:rPr>
+      </w:pPr>
+    </w:p>
+    <w:p>
+      <w:pPr>
+        <w:rPr>
+          <w:rFonts w:hint="default"/>
+        </w:rPr>
+      </w:pPr>
+      <w:r>
+        <w:rPr>
+          <w:rFonts w:hint="default"/>
+        </w:rPr>
+        <w:t>kafkaTemplate.send("topic-name",event);</w:t>
+      </w:r>
+    </w:p>
+    <w:p>
+      <w:pPr>
+        <w:rPr>
+          <w:rFonts w:hint="default"/>
+        </w:rPr>
+      </w:pPr>
+    </w:p>
+    <w:p>
+      <w:pPr>
+        <w:rPr>
+          <w:rFonts w:hint="default"/>
+        </w:rPr>
+      </w:pPr>
+      <w:r>
+        <w:rPr>
+          <w:rFonts w:hint="default"/>
+        </w:rPr>
+        <w:t>}</w:t>
+      </w:r>
+    </w:p>
+    <w:p>
+      <w:pPr>
+        <w:rPr>
+          <w:rFonts w:hint="default"/>
+        </w:rPr>
+      </w:pPr>
+    </w:p>
+    <w:p>
+      <w:pPr>
+        <w:rPr>
+          <w:rFonts w:hint="default"/>
+        </w:rPr>
+      </w:pPr>
+      <w:r>
+        <w:rPr>
+          <w:rFonts w:hint="default"/>
+        </w:rPr>
+        <w:t>Inventory Registry:</w:t>
+      </w:r>
+    </w:p>
+    <w:p>
+      <w:pPr>
+        <w:rPr>
+          <w:rFonts w:hint="default"/>
+        </w:rPr>
+      </w:pPr>
+    </w:p>
+    <w:p>
+      <w:pPr>
+        <w:rPr>
+          <w:rFonts w:hint="default"/>
+        </w:rPr>
+      </w:pPr>
+      <w:r>
+        <w:rPr>
+          <w:rFonts w:hint="default"/>
+        </w:rPr>
+        <w:t>@KafkaListner(topic="",group-name="")</w:t>
+      </w:r>
+    </w:p>
+    <w:p>
+      <w:pPr>
+        <w:rPr>
+          <w:rFonts w:hint="default"/>
+        </w:rPr>
+      </w:pPr>
+      <w:r>
+        <w:rPr>
+          <w:rFonts w:hint="default"/>
+        </w:rPr>
+        <w:t>public void consume(paymentEvent event){</w:t>
+      </w:r>
+    </w:p>
+    <w:p>
+      <w:pPr>
+        <w:rPr>
+          <w:rFonts w:hint="default"/>
+        </w:rPr>
+      </w:pPr>
+    </w:p>
+    <w:p>
+      <w:pPr>
+        <w:rPr>
+          <w:rFonts w:hint="default"/>
+        </w:rPr>
+      </w:pPr>
+      <w:r>
+        <w:rPr>
+          <w:rFonts w:hint="default"/>
+        </w:rPr>
+        <w:t>// Business logic</w:t>
+      </w:r>
+    </w:p>
+    <w:p>
+      <w:pPr>
+        <w:rPr>
+          <w:rFonts w:hint="default"/>
+        </w:rPr>
+      </w:pPr>
+    </w:p>
+    <w:p>
+      <w:pPr>
+        <w:rPr>
+          <w:rFonts w:hint="default"/>
+        </w:rPr>
+      </w:pPr>
+      <w:r>
+        <w:rPr>
+          <w:rFonts w:hint="default"/>
+        </w:rPr>
+        <w:t>Boolean avaialblestock=API call;</w:t>
+      </w:r>
+    </w:p>
+    <w:p>
+      <w:pPr>
+        <w:rPr>
+          <w:rFonts w:hint="default"/>
+        </w:rPr>
+      </w:pPr>
+    </w:p>
+    <w:p>
+      <w:pPr>
+        <w:rPr>
+          <w:rFonts w:hint="default"/>
+        </w:rPr>
+      </w:pPr>
+      <w:r>
+        <w:rPr>
+          <w:rFonts w:hint="default"/>
+        </w:rPr>
+        <w:t>if(!avaialablestock){</w:t>
+      </w:r>
+    </w:p>
+    <w:p>
+      <w:pPr>
+        <w:rPr>
+          <w:rFonts w:hint="default"/>
+        </w:rPr>
+      </w:pPr>
+    </w:p>
+    <w:p>
+      <w:pPr>
+        <w:rPr>
+          <w:rFonts w:hint="default"/>
+        </w:rPr>
+      </w:pPr>
+      <w:r>
+        <w:rPr>
+          <w:rFonts w:hint="default"/>
+        </w:rPr>
+        <w:t>kafkaTemplate.send("inventory-fail-topic",event);</w:t>
+      </w:r>
+    </w:p>
+    <w:p>
+      <w:pPr>
+        <w:rPr>
+          <w:rFonts w:hint="default"/>
+        </w:rPr>
+      </w:pPr>
+      <w:r>
+        <w:rPr>
+          <w:rFonts w:hint="default"/>
+        </w:rPr>
+        <w:t>}else{</w:t>
+      </w:r>
+    </w:p>
+    <w:p>
+      <w:pPr>
+        <w:rPr>
+          <w:rFonts w:hint="default"/>
+        </w:rPr>
+      </w:pPr>
+      <w:r>
+        <w:rPr>
+          <w:rFonts w:hint="default"/>
+        </w:rPr>
+        <w:t>kafkaTemplate.send("inventory-sucess-topic",event);</w:t>
+      </w:r>
+    </w:p>
+    <w:p>
+      <w:pPr>
+        <w:rPr>
+          <w:rFonts w:hint="default"/>
+        </w:rPr>
+      </w:pPr>
+      <w:r>
+        <w:rPr>
+          <w:rFonts w:hint="default"/>
+        </w:rPr>
+        <w:t>}</w:t>
+      </w:r>
+    </w:p>
+    <w:p>
+      <w:pPr>
+        <w:rPr>
+          <w:rFonts w:hint="default"/>
+        </w:rPr>
+      </w:pPr>
+    </w:p>
+    <w:p>
+      <w:pPr>
+        <w:rPr>
+          <w:rFonts w:hint="default"/>
+        </w:rPr>
+      </w:pPr>
+      <w:r>
+        <w:rPr>
+          <w:rFonts w:hint="default"/>
+        </w:rPr>
+        <w:t>}</w:t>
+      </w:r>
+    </w:p>
+    <w:p>
+      <w:pPr>
+        <w:rPr>
+          <w:rFonts w:hint="default"/>
+        </w:rPr>
+      </w:pPr>
+    </w:p>
+    <w:p>
+      <w:pPr>
+        <w:rPr>
+          <w:rFonts w:hint="default"/>
+        </w:rPr>
+      </w:pPr>
+      <w:r>
+        <w:rPr>
+          <w:rFonts w:hint="default"/>
+        </w:rPr>
+        <w:t>Shipping service:</w:t>
+      </w:r>
+    </w:p>
+    <w:p>
+      <w:pPr>
+        <w:rPr>
+          <w:rFonts w:hint="default"/>
+        </w:rPr>
+      </w:pPr>
+    </w:p>
+    <w:p>
+      <w:pPr>
+        <w:rPr>
+          <w:rFonts w:hint="default"/>
+        </w:rPr>
+      </w:pPr>
+      <w:r>
+        <w:rPr>
+          <w:rFonts w:hint="default"/>
+        </w:rPr>
+        <w:t>@KafkaListner(topic="",group-name="")</w:t>
+      </w:r>
+    </w:p>
+    <w:p>
+      <w:pPr>
+        <w:rPr>
+          <w:rFonts w:hint="default"/>
+        </w:rPr>
+      </w:pPr>
+      <w:r>
+        <w:rPr>
+          <w:rFonts w:hint="default"/>
+        </w:rPr>
+        <w:t>public void consume(Inventory event){</w:t>
+      </w:r>
+    </w:p>
+    <w:p>
+      <w:pPr>
+        <w:rPr>
+          <w:rFonts w:hint="default"/>
+        </w:rPr>
+      </w:pPr>
+    </w:p>
+    <w:p>
+      <w:pPr>
+        <w:rPr>
+          <w:rFonts w:hint="default"/>
+        </w:rPr>
+      </w:pPr>
+      <w:r>
+        <w:rPr>
+          <w:rFonts w:hint="default"/>
+        </w:rPr>
+        <w:t>// Business logic</w:t>
+      </w:r>
+    </w:p>
+    <w:p>
+      <w:pPr>
+        <w:rPr>
+          <w:rFonts w:hint="default"/>
+        </w:rPr>
+      </w:pPr>
+    </w:p>
+    <w:p>
+      <w:pPr>
+        <w:rPr>
+          <w:rFonts w:hint="default"/>
+        </w:rPr>
+      </w:pPr>
+    </w:p>
+    <w:p>
+      <w:pPr>
+        <w:rPr>
+          <w:rFonts w:hint="default"/>
+        </w:rPr>
+      </w:pPr>
+      <w:r>
+        <w:rPr>
+          <w:rFonts w:hint="default"/>
+        </w:rPr>
+        <w:t>if(!avaialablestock){</w:t>
+      </w:r>
+    </w:p>
+    <w:p>
+      <w:pPr>
+        <w:rPr>
+          <w:rFonts w:hint="default"/>
+        </w:rPr>
+      </w:pPr>
+    </w:p>
+    <w:p>
+      <w:pPr>
+        <w:rPr>
+          <w:rFonts w:hint="default"/>
+        </w:rPr>
+      </w:pPr>
+      <w:r>
+        <w:rPr>
+          <w:rFonts w:hint="default"/>
+        </w:rPr>
+        <w:t>kafkaTemplate.send("inventory-fail-topic",event);</w:t>
+      </w:r>
+    </w:p>
+    <w:p>
+      <w:pPr>
+        <w:rPr>
+          <w:rFonts w:hint="default"/>
+        </w:rPr>
+      </w:pPr>
+      <w:r>
+        <w:rPr>
+          <w:rFonts w:hint="default"/>
+        </w:rPr>
+        <w:t>}</w:t>
+      </w:r>
+    </w:p>
+    <w:p>
+      <w:pPr>
+        <w:rPr>
+          <w:rFonts w:hint="default"/>
+        </w:rPr>
+      </w:pPr>
+      <w:r>
+        <w:rPr>
+          <w:rFonts w:hint="default"/>
+        </w:rPr>
+        <w:t>}</w:t>
+      </w:r>
+    </w:p>
+    <w:p>
+      <w:pPr>
+        <w:rPr>
+          <w:rFonts w:hint="default"/>
+        </w:rPr>
+      </w:pPr>
+    </w:p>
+    <w:p>
+      <w:pPr>
+        <w:rPr>
+          <w:rFonts w:hint="default"/>
+        </w:rPr>
+      </w:pPr>
+    </w:p>
+    <w:p>
+      <w:pPr>
+        <w:rPr>
+          <w:rFonts w:hint="default"/>
+        </w:rPr>
+      </w:pPr>
+      <w:r>
+        <w:rPr>
+          <w:rFonts w:hint="default"/>
+        </w:rPr>
+        <w:t>Orchestration saga:</w:t>
+      </w:r>
+    </w:p>
+    <w:p>
+      <w:pPr>
+        <w:rPr>
+          <w:rFonts w:hint="default"/>
+        </w:rPr>
+      </w:pPr>
+      <w:r>
+        <w:rPr>
+          <w:rFonts w:hint="default"/>
+        </w:rPr>
+        <w:t>Here we use central component called saga orchestrator controls the entire workflow.</w:t>
+      </w:r>
+    </w:p>
+    <w:p>
+      <w:pPr>
+        <w:rPr>
+          <w:rFonts w:hint="default"/>
+        </w:rPr>
+      </w:pPr>
+    </w:p>
+    <w:p>
+      <w:pPr>
+        <w:rPr>
+          <w:rFonts w:hint="default"/>
+        </w:rPr>
+      </w:pPr>
+      <w:r>
+        <w:rPr>
+          <w:rFonts w:hint="default"/>
+        </w:rPr>
+        <w:t>Orchestrator</w:t>
+      </w:r>
+    </w:p>
+    <w:p>
+      <w:pPr>
+        <w:rPr>
+          <w:rFonts w:hint="default"/>
+        </w:rPr>
+      </w:pPr>
+      <w:r>
+        <w:rPr>
+          <w:rFonts w:hint="default"/>
+        </w:rPr>
+        <w:t xml:space="preserve">    |</w:t>
+      </w:r>
+    </w:p>
+    <w:p>
+      <w:pPr>
+        <w:rPr>
+          <w:rFonts w:hint="default"/>
+        </w:rPr>
+      </w:pPr>
+      <w:r>
+        <w:rPr>
+          <w:rFonts w:hint="default"/>
+        </w:rPr>
+        <w:t xml:space="preserve">    |--&gt; Order Service</w:t>
+      </w:r>
+    </w:p>
+    <w:p>
+      <w:pPr>
+        <w:rPr>
+          <w:rFonts w:hint="default"/>
+        </w:rPr>
+      </w:pPr>
+      <w:r>
+        <w:rPr>
+          <w:rFonts w:hint="default"/>
+        </w:rPr>
+        <w:t xml:space="preserve">    |</w:t>
+      </w:r>
+    </w:p>
+    <w:p>
+      <w:pPr>
+        <w:rPr>
+          <w:rFonts w:hint="default"/>
+        </w:rPr>
+      </w:pPr>
+      <w:r>
+        <w:rPr>
+          <w:rFonts w:hint="default"/>
+        </w:rPr>
+        <w:t xml:space="preserve">    |--&gt; Payment Service</w:t>
+      </w:r>
+    </w:p>
+    <w:p>
+      <w:pPr>
+        <w:rPr>
+          <w:rFonts w:hint="default"/>
+        </w:rPr>
+      </w:pPr>
+      <w:r>
+        <w:rPr>
+          <w:rFonts w:hint="default"/>
+        </w:rPr>
+        <w:t xml:space="preserve">    |</w:t>
+      </w:r>
+    </w:p>
+    <w:p>
+      <w:pPr>
+        <w:rPr>
+          <w:rFonts w:hint="default"/>
+        </w:rPr>
+      </w:pPr>
+      <w:r>
+        <w:rPr>
+          <w:rFonts w:hint="default"/>
+        </w:rPr>
+        <w:t xml:space="preserve">    |--&gt; Inventory Service</w:t>
+      </w:r>
+    </w:p>
+    <w:p>
+      <w:pPr>
+        <w:rPr>
+          <w:rFonts w:hint="default"/>
+        </w:rPr>
+      </w:pPr>
+      <w:r>
+        <w:rPr>
+          <w:rFonts w:hint="default"/>
+        </w:rPr>
+        <w:t xml:space="preserve">    |</w:t>
+      </w:r>
+    </w:p>
+    <w:p>
+      <w:pPr>
+        <w:rPr>
+          <w:rFonts w:hint="default"/>
+        </w:rPr>
+      </w:pPr>
+      <w:r>
+        <w:rPr>
+          <w:rFonts w:hint="default"/>
+        </w:rPr>
+        <w:t xml:space="preserve">    |--&gt; Shipping Service</w:t>
+      </w:r>
+    </w:p>
+    <w:p>
+      <w:pPr>
+        <w:rPr>
+          <w:rFonts w:hint="default"/>
+        </w:rPr>
+      </w:pPr>
+      <w:r>
+        <w:rPr>
+          <w:rFonts w:hint="default"/>
+        </w:rPr>
+        <w:t>Here orchestrator decide which service to call next. If success which service to call and if fail which service to call.</w:t>
+      </w:r>
+    </w:p>
+    <w:p>
+      <w:pPr>
+        <w:rPr>
+          <w:rFonts w:hint="default"/>
+        </w:rPr>
+      </w:pPr>
+      <w:r>
+        <w:rPr>
+          <w:rFonts w:hint="default"/>
+        </w:rPr>
+        <w:t>Here we are call as rollback transaction we can call it as These are called compensating transactions.</w:t>
+      </w:r>
+    </w:p>
+    <w:p>
+      <w:pPr>
+        <w:rPr>
+          <w:rFonts w:hint="default"/>
+        </w:rPr>
+      </w:pPr>
+    </w:p>
+    <w:p>
+      <w:pPr>
+        <w:rPr>
+          <w:rFonts w:hint="default"/>
+        </w:rPr>
+      </w:pPr>
+      <w:r>
+        <w:rPr>
+          <w:rFonts w:hint="default"/>
+        </w:rPr>
+        <w:t>Scenario:</w:t>
+      </w:r>
+    </w:p>
+    <w:p>
+      <w:pPr>
+        <w:rPr>
+          <w:rFonts w:hint="default"/>
+        </w:rPr>
+      </w:pPr>
+      <w:r>
+        <w:rPr>
+          <w:rFonts w:hint="default"/>
+        </w:rPr>
+        <w:t>---------</w:t>
+      </w:r>
+    </w:p>
+    <w:p>
+      <w:pPr>
+        <w:rPr>
+          <w:rFonts w:hint="default"/>
+        </w:rPr>
+      </w:pPr>
+    </w:p>
+    <w:p>
+      <w:pPr>
+        <w:rPr>
+          <w:rFonts w:hint="default"/>
+        </w:rPr>
+      </w:pPr>
+      <w:r>
+        <w:rPr>
+          <w:rFonts w:hint="default"/>
+        </w:rPr>
+        <w:t>User places an order:</w:t>
+      </w:r>
+    </w:p>
+    <w:p>
+      <w:pPr>
+        <w:rPr>
+          <w:rFonts w:hint="default"/>
+        </w:rPr>
+      </w:pPr>
+      <w:r>
+        <w:rPr>
+          <w:rFonts w:hint="default"/>
+        </w:rPr>
+        <w:t>---------------------</w:t>
+      </w:r>
+    </w:p>
+    <w:p>
+      <w:pPr>
+        <w:rPr>
+          <w:rFonts w:hint="default"/>
+        </w:rPr>
+      </w:pPr>
+      <w:r>
+        <w:rPr>
+          <w:rFonts w:hint="default"/>
+        </w:rPr>
+        <w:t>Create Order</w:t>
+      </w:r>
+    </w:p>
+    <w:p>
+      <w:pPr>
+        <w:rPr>
+          <w:rFonts w:hint="default"/>
+        </w:rPr>
+      </w:pPr>
+      <w:r>
+        <w:rPr>
+          <w:rFonts w:hint="default"/>
+        </w:rPr>
+        <w:t>Deduct Payment</w:t>
+      </w:r>
+    </w:p>
+    <w:p>
+      <w:pPr>
+        <w:rPr>
+          <w:rFonts w:hint="default"/>
+        </w:rPr>
+      </w:pPr>
+      <w:r>
+        <w:rPr>
+          <w:rFonts w:hint="default"/>
+        </w:rPr>
+        <w:t>Reserve Inventory</w:t>
+      </w:r>
+    </w:p>
+    <w:p>
+      <w:pPr>
+        <w:rPr>
+          <w:rFonts w:hint="default"/>
+        </w:rPr>
+      </w:pPr>
+    </w:p>
+    <w:p>
+      <w:pPr>
+        <w:rPr>
+          <w:rFonts w:hint="default"/>
+        </w:rPr>
+      </w:pPr>
+      <w:r>
+        <w:rPr>
+          <w:rFonts w:hint="default"/>
+        </w:rPr>
+        <w:t>If Inventory fails:</w:t>
+      </w:r>
+    </w:p>
+    <w:p>
+      <w:pPr>
+        <w:rPr>
+          <w:rFonts w:hint="default"/>
+        </w:rPr>
+      </w:pPr>
+      <w:r>
+        <w:rPr>
+          <w:rFonts w:hint="default"/>
+        </w:rPr>
+        <w:t>-------------------</w:t>
+      </w:r>
+    </w:p>
+    <w:p>
+      <w:pPr>
+        <w:rPr>
+          <w:rFonts w:hint="default"/>
+        </w:rPr>
+      </w:pPr>
+      <w:r>
+        <w:rPr>
+          <w:rFonts w:hint="default"/>
+        </w:rPr>
+        <w:t>Refund Payment</w:t>
+      </w:r>
+    </w:p>
+    <w:p>
+      <w:pPr>
+        <w:rPr>
+          <w:rFonts w:hint="default"/>
+        </w:rPr>
+      </w:pPr>
+      <w:r>
+        <w:rPr>
+          <w:rFonts w:hint="default"/>
+        </w:rPr>
+        <w:t>Cancel Order</w:t>
+      </w:r>
+    </w:p>
+    <w:p>
+      <w:pPr>
+        <w:rPr>
+          <w:rFonts w:hint="default"/>
+        </w:rPr>
+      </w:pPr>
+      <w:r>
+        <w:rPr>
+          <w:rFonts w:hint="default"/>
+        </w:rPr>
+        <w:t>Order Service</w:t>
+      </w:r>
+    </w:p>
+    <w:p>
+      <w:pPr>
+        <w:rPr>
+          <w:rFonts w:hint="default"/>
+        </w:rPr>
+      </w:pPr>
+    </w:p>
+    <w:p>
+      <w:pPr>
+        <w:rPr>
+          <w:rFonts w:hint="default"/>
+        </w:rPr>
+      </w:pPr>
+      <w:r>
+        <w:rPr>
+          <w:rFonts w:hint="default"/>
+        </w:rPr>
+        <w:t>REST API:</w:t>
+      </w:r>
+    </w:p>
+    <w:p>
+      <w:pPr>
+        <w:rPr>
+          <w:rFonts w:hint="default"/>
+        </w:rPr>
+      </w:pPr>
+      <w:r>
+        <w:rPr>
+          <w:rFonts w:hint="default"/>
+        </w:rPr>
+        <w:t>---------</w:t>
+      </w:r>
+    </w:p>
+    <w:p>
+      <w:pPr>
+        <w:rPr>
+          <w:rFonts w:hint="default"/>
+        </w:rPr>
+      </w:pPr>
+      <w:r>
+        <w:rPr>
+          <w:rFonts w:hint="default"/>
+        </w:rPr>
+        <w:t>@RestController</w:t>
+      </w:r>
+    </w:p>
+    <w:p>
+      <w:pPr>
+        <w:rPr>
+          <w:rFonts w:hint="default"/>
+        </w:rPr>
+      </w:pPr>
+      <w:r>
+        <w:rPr>
+          <w:rFonts w:hint="default"/>
+        </w:rPr>
+        <w:t>@RequestMapping("/orders")</w:t>
+      </w:r>
+    </w:p>
+    <w:p>
+      <w:pPr>
+        <w:rPr>
+          <w:rFonts w:hint="default"/>
+        </w:rPr>
+      </w:pPr>
+      <w:r>
+        <w:rPr>
+          <w:rFonts w:hint="default"/>
+        </w:rPr>
+        <w:t>@RequiredArgsConstructor</w:t>
+      </w:r>
+    </w:p>
+    <w:p>
+      <w:pPr>
+        <w:rPr>
+          <w:rFonts w:hint="default"/>
+        </w:rPr>
+      </w:pPr>
+      <w:r>
+        <w:rPr>
+          <w:rFonts w:hint="default"/>
+        </w:rPr>
+        <w:t>public class OrderController {</w:t>
+      </w:r>
+    </w:p>
+    <w:p>
+      <w:pPr>
+        <w:rPr>
+          <w:rFonts w:hint="default"/>
+        </w:rPr>
+      </w:pPr>
+    </w:p>
+    <w:p>
+      <w:pPr>
+        <w:rPr>
+          <w:rFonts w:hint="default"/>
+        </w:rPr>
+      </w:pPr>
+      <w:r>
+        <w:rPr>
+          <w:rFonts w:hint="default"/>
+        </w:rPr>
+        <w:t xml:space="preserve">    private final SagaOrchestrator sagaOrchestrator;</w:t>
+      </w:r>
+    </w:p>
+    <w:p>
+      <w:pPr>
+        <w:rPr>
+          <w:rFonts w:hint="default"/>
+        </w:rPr>
+      </w:pPr>
+    </w:p>
+    <w:p>
+      <w:pPr>
+        <w:rPr>
+          <w:rFonts w:hint="default"/>
+        </w:rPr>
+      </w:pPr>
+      <w:r>
+        <w:rPr>
+          <w:rFonts w:hint="default"/>
+        </w:rPr>
+        <w:t xml:space="preserve">    @PostMapping</w:t>
+      </w:r>
+    </w:p>
+    <w:p>
+      <w:pPr>
+        <w:rPr>
+          <w:rFonts w:hint="default"/>
+        </w:rPr>
+      </w:pPr>
+      <w:r>
+        <w:rPr>
+          <w:rFonts w:hint="default"/>
+        </w:rPr>
+        <w:t xml:space="preserve">    public String createOrder() {</w:t>
+      </w:r>
+    </w:p>
+    <w:p>
+      <w:pPr>
+        <w:rPr>
+          <w:rFonts w:hint="default"/>
+        </w:rPr>
+      </w:pPr>
+      <w:r>
+        <w:rPr>
+          <w:rFonts w:hint="default"/>
+        </w:rPr>
+        <w:t xml:space="preserve">        sagaOrchestrator.startSaga();</w:t>
+      </w:r>
+    </w:p>
+    <w:p>
+      <w:pPr>
+        <w:rPr>
+          <w:rFonts w:hint="default"/>
+        </w:rPr>
+      </w:pPr>
+      <w:r>
+        <w:rPr>
+          <w:rFonts w:hint="default"/>
+        </w:rPr>
+        <w:t xml:space="preserve">        return "Order Processing Started";</w:t>
+      </w:r>
+    </w:p>
+    <w:p>
+      <w:pPr>
+        <w:rPr>
+          <w:rFonts w:hint="default"/>
+        </w:rPr>
+      </w:pPr>
+      <w:r>
+        <w:rPr>
+          <w:rFonts w:hint="default"/>
+        </w:rPr>
+        <w:t xml:space="preserve">    }</w:t>
+      </w:r>
+    </w:p>
+    <w:p>
+      <w:pPr>
+        <w:rPr>
+          <w:rFonts w:hint="default"/>
+        </w:rPr>
+      </w:pPr>
+      <w:r>
+        <w:rPr>
+          <w:rFonts w:hint="default"/>
+        </w:rPr>
+        <w:t>}</w:t>
+      </w:r>
+    </w:p>
+    <w:p>
+      <w:pPr>
+        <w:rPr>
+          <w:rFonts w:hint="default"/>
+        </w:rPr>
+      </w:pPr>
+      <w:r>
+        <w:rPr>
+          <w:rFonts w:hint="default"/>
+        </w:rPr>
+        <w:t>Saga Orchestrator:</w:t>
+      </w:r>
+    </w:p>
+    <w:p>
+      <w:pPr>
+        <w:rPr>
+          <w:rFonts w:hint="default"/>
+        </w:rPr>
+      </w:pPr>
+      <w:r>
+        <w:rPr>
+          <w:rFonts w:hint="default"/>
+        </w:rPr>
+        <w:t>-------------------</w:t>
+      </w:r>
+    </w:p>
+    <w:p>
+      <w:pPr>
+        <w:rPr>
+          <w:rFonts w:hint="default"/>
+        </w:rPr>
+      </w:pPr>
+    </w:p>
+    <w:p>
+      <w:pPr>
+        <w:rPr>
+          <w:rFonts w:hint="default"/>
+        </w:rPr>
+      </w:pPr>
+      <w:r>
+        <w:rPr>
+          <w:rFonts w:hint="default"/>
+        </w:rPr>
+        <w:t>This is the central coordinator.</w:t>
+      </w:r>
+    </w:p>
+    <w:p>
+      <w:pPr>
+        <w:rPr>
+          <w:rFonts w:hint="default"/>
+        </w:rPr>
+      </w:pPr>
+    </w:p>
+    <w:p>
+      <w:pPr>
+        <w:rPr>
+          <w:rFonts w:hint="default"/>
+        </w:rPr>
+      </w:pPr>
+      <w:r>
+        <w:rPr>
+          <w:rFonts w:hint="default"/>
+        </w:rPr>
+        <w:t>@Service</w:t>
+      </w:r>
+    </w:p>
+    <w:p>
+      <w:pPr>
+        <w:rPr>
+          <w:rFonts w:hint="default"/>
+        </w:rPr>
+      </w:pPr>
+      <w:r>
+        <w:rPr>
+          <w:rFonts w:hint="default"/>
+        </w:rPr>
+        <w:t>@RequiredArgsConstructor</w:t>
+      </w:r>
+    </w:p>
+    <w:p>
+      <w:pPr>
+        <w:rPr>
+          <w:rFonts w:hint="default"/>
+        </w:rPr>
+      </w:pPr>
+      <w:r>
+        <w:rPr>
+          <w:rFonts w:hint="default"/>
+        </w:rPr>
+        <w:t>public class SagaOrchestrator {</w:t>
+      </w:r>
+    </w:p>
+    <w:p>
+      <w:pPr>
+        <w:rPr>
+          <w:rFonts w:hint="default"/>
+        </w:rPr>
+      </w:pPr>
+    </w:p>
+    <w:p>
+      <w:pPr>
+        <w:rPr>
+          <w:rFonts w:hint="default"/>
+        </w:rPr>
+      </w:pPr>
+      <w:r>
+        <w:rPr>
+          <w:rFonts w:hint="default"/>
+        </w:rPr>
+        <w:t xml:space="preserve">    private final PaymentClient paymentClient;</w:t>
+      </w:r>
+    </w:p>
+    <w:p>
+      <w:pPr>
+        <w:rPr>
+          <w:rFonts w:hint="default"/>
+        </w:rPr>
+      </w:pPr>
+      <w:r>
+        <w:rPr>
+          <w:rFonts w:hint="default"/>
+        </w:rPr>
+        <w:t xml:space="preserve">    private final InventoryClient inventoryClient;</w:t>
+      </w:r>
+    </w:p>
+    <w:p>
+      <w:pPr>
+        <w:rPr>
+          <w:rFonts w:hint="default"/>
+        </w:rPr>
+      </w:pPr>
+    </w:p>
+    <w:p>
+      <w:pPr>
+        <w:rPr>
+          <w:rFonts w:hint="default"/>
+        </w:rPr>
+      </w:pPr>
+      <w:r>
+        <w:rPr>
+          <w:rFonts w:hint="default"/>
+        </w:rPr>
+        <w:t xml:space="preserve">    public void startSaga() {</w:t>
+      </w:r>
+    </w:p>
+    <w:p>
+      <w:pPr>
+        <w:rPr>
+          <w:rFonts w:hint="default"/>
+        </w:rPr>
+      </w:pPr>
+    </w:p>
+    <w:p>
+      <w:pPr>
+        <w:rPr>
+          <w:rFonts w:hint="default"/>
+        </w:rPr>
+      </w:pPr>
+      <w:r>
+        <w:rPr>
+          <w:rFonts w:hint="default"/>
+        </w:rPr>
+        <w:t xml:space="preserve">        try {</w:t>
+      </w:r>
+    </w:p>
+    <w:p>
+      <w:pPr>
+        <w:rPr>
+          <w:rFonts w:hint="default"/>
+        </w:rPr>
+      </w:pPr>
+    </w:p>
+    <w:p>
+      <w:pPr>
+        <w:rPr>
+          <w:rFonts w:hint="default"/>
+        </w:rPr>
+      </w:pPr>
+      <w:r>
+        <w:rPr>
+          <w:rFonts w:hint="default"/>
+        </w:rPr>
+        <w:t xml:space="preserve">            // Step 1</w:t>
+      </w:r>
+    </w:p>
+    <w:p>
+      <w:pPr>
+        <w:rPr>
+          <w:rFonts w:hint="default"/>
+        </w:rPr>
+      </w:pPr>
+      <w:r>
+        <w:rPr>
+          <w:rFonts w:hint="default"/>
+        </w:rPr>
+        <w:t xml:space="preserve">            paymentClient.deductPayment();</w:t>
+      </w:r>
+    </w:p>
+    <w:p>
+      <w:pPr>
+        <w:rPr>
+          <w:rFonts w:hint="default"/>
+        </w:rPr>
+      </w:pPr>
+    </w:p>
+    <w:p>
+      <w:pPr>
+        <w:rPr>
+          <w:rFonts w:hint="default"/>
+        </w:rPr>
+      </w:pPr>
+      <w:r>
+        <w:rPr>
+          <w:rFonts w:hint="default"/>
+        </w:rPr>
+        <w:t xml:space="preserve">            // Step 2</w:t>
+      </w:r>
+    </w:p>
+    <w:p>
+      <w:pPr>
+        <w:rPr>
+          <w:rFonts w:hint="default"/>
+        </w:rPr>
+      </w:pPr>
+      <w:r>
+        <w:rPr>
+          <w:rFonts w:hint="default"/>
+        </w:rPr>
+        <w:t xml:space="preserve">            inventoryClient.reserveInventory();</w:t>
+      </w:r>
+    </w:p>
+    <w:p>
+      <w:pPr>
+        <w:rPr>
+          <w:rFonts w:hint="default"/>
+        </w:rPr>
+      </w:pPr>
+    </w:p>
+    <w:p>
+      <w:pPr>
+        <w:rPr>
+          <w:rFonts w:hint="default"/>
+        </w:rPr>
+      </w:pPr>
+      <w:r>
+        <w:rPr>
+          <w:rFonts w:hint="default"/>
+        </w:rPr>
+        <w:t xml:space="preserve">            System.out.println("Order Completed Successfully");</w:t>
+      </w:r>
+    </w:p>
+    <w:p>
+      <w:pPr>
+        <w:rPr>
+          <w:rFonts w:hint="default"/>
+        </w:rPr>
+      </w:pPr>
+    </w:p>
+    <w:p>
+      <w:pPr>
+        <w:rPr>
+          <w:rFonts w:hint="default"/>
+        </w:rPr>
+      </w:pPr>
+      <w:r>
+        <w:rPr>
+          <w:rFonts w:hint="default"/>
+        </w:rPr>
+        <w:t xml:space="preserve">        } catch (Exception ex) {</w:t>
+      </w:r>
+    </w:p>
+    <w:p>
+      <w:pPr>
+        <w:rPr>
+          <w:rFonts w:hint="default"/>
+        </w:rPr>
+      </w:pPr>
+    </w:p>
+    <w:p>
+      <w:pPr>
+        <w:rPr>
+          <w:rFonts w:hint="default"/>
+        </w:rPr>
+      </w:pPr>
+      <w:r>
+        <w:rPr>
+          <w:rFonts w:hint="default"/>
+        </w:rPr>
+        <w:t xml:space="preserve">            System.out.println("Inventory Failed");</w:t>
+      </w:r>
+    </w:p>
+    <w:p>
+      <w:pPr>
+        <w:rPr>
+          <w:rFonts w:hint="default"/>
+        </w:rPr>
+      </w:pPr>
+    </w:p>
+    <w:p>
+      <w:pPr>
+        <w:rPr>
+          <w:rFonts w:hint="default"/>
+        </w:rPr>
+      </w:pPr>
+      <w:r>
+        <w:rPr>
+          <w:rFonts w:hint="default"/>
+        </w:rPr>
+        <w:t xml:space="preserve">            // Compensation Transaction</w:t>
+      </w:r>
+    </w:p>
+    <w:p>
+      <w:pPr>
+        <w:rPr>
+          <w:rFonts w:hint="default"/>
+        </w:rPr>
+      </w:pPr>
+      <w:r>
+        <w:rPr>
+          <w:rFonts w:hint="default"/>
+        </w:rPr>
+        <w:t xml:space="preserve">            paymentClient.refundPayment();</w:t>
+      </w:r>
+    </w:p>
+    <w:p>
+      <w:pPr>
+        <w:rPr>
+          <w:rFonts w:hint="default"/>
+        </w:rPr>
+      </w:pPr>
+    </w:p>
+    <w:p>
+      <w:pPr>
+        <w:rPr>
+          <w:rFonts w:hint="default"/>
+        </w:rPr>
+      </w:pPr>
+      <w:r>
+        <w:rPr>
+          <w:rFonts w:hint="default"/>
+        </w:rPr>
+        <w:t xml:space="preserve">            System.out.println("Payment Refunded");</w:t>
+      </w:r>
+    </w:p>
+    <w:p>
+      <w:pPr>
+        <w:rPr>
+          <w:rFonts w:hint="default"/>
+        </w:rPr>
+      </w:pPr>
+      <w:r>
+        <w:rPr>
+          <w:rFonts w:hint="default"/>
+        </w:rPr>
+        <w:t xml:space="preserve">        }</w:t>
+      </w:r>
+    </w:p>
+    <w:p>
+      <w:pPr>
+        <w:rPr>
+          <w:rFonts w:hint="default"/>
+        </w:rPr>
+      </w:pPr>
+      <w:r>
+        <w:rPr>
+          <w:rFonts w:hint="default"/>
+        </w:rPr>
+        <w:t xml:space="preserve">    }</w:t>
+      </w:r>
+    </w:p>
+    <w:p>
+      <w:pPr>
+        <w:rPr>
+          <w:rFonts w:hint="default"/>
+        </w:rPr>
+      </w:pPr>
+      <w:r>
+        <w:rPr>
+          <w:rFonts w:hint="default"/>
+        </w:rPr>
+        <w:t>}</w:t>
+      </w:r>
+    </w:p>
+    <w:p>
+      <w:pPr>
+        <w:rPr>
+          <w:rFonts w:hint="default"/>
+        </w:rPr>
+      </w:pPr>
+    </w:p>
+    <w:p>
+      <w:pPr>
+        <w:rPr>
+          <w:rFonts w:hint="default"/>
+        </w:rPr>
+      </w:pPr>
+      <w:r>
+        <w:rPr>
+          <w:rFonts w:hint="default"/>
+        </w:rPr>
+        <w:t>Payment Client:</w:t>
+      </w:r>
+    </w:p>
+    <w:p>
+      <w:pPr>
+        <w:rPr>
+          <w:rFonts w:hint="default"/>
+        </w:rPr>
+      </w:pPr>
+      <w:r>
+        <w:rPr>
+          <w:rFonts w:hint="default"/>
+        </w:rPr>
+        <w:t>--------------</w:t>
+      </w:r>
+    </w:p>
+    <w:p>
+      <w:pPr>
+        <w:rPr>
+          <w:rFonts w:hint="default"/>
+        </w:rPr>
+      </w:pPr>
+      <w:r>
+        <w:rPr>
+          <w:rFonts w:hint="default"/>
+        </w:rPr>
+        <w:t>Using OpenFeign.</w:t>
+      </w:r>
+    </w:p>
+    <w:p>
+      <w:pPr>
+        <w:rPr>
+          <w:rFonts w:hint="default"/>
+        </w:rPr>
+      </w:pPr>
+    </w:p>
+    <w:p>
+      <w:pPr>
+        <w:rPr>
+          <w:rFonts w:hint="default"/>
+        </w:rPr>
+      </w:pPr>
+      <w:r>
+        <w:rPr>
+          <w:rFonts w:hint="default"/>
+        </w:rPr>
+        <w:t>@FeignClient(name = "payment-service")</w:t>
+      </w:r>
+    </w:p>
+    <w:p>
+      <w:pPr>
+        <w:rPr>
+          <w:rFonts w:hint="default"/>
+        </w:rPr>
+      </w:pPr>
+      <w:r>
+        <w:rPr>
+          <w:rFonts w:hint="default"/>
+        </w:rPr>
+        <w:t>public interface PaymentClient {</w:t>
+      </w:r>
+    </w:p>
+    <w:p>
+      <w:pPr>
+        <w:rPr>
+          <w:rFonts w:hint="default"/>
+        </w:rPr>
+      </w:pPr>
+    </w:p>
+    <w:p>
+      <w:pPr>
+        <w:rPr>
+          <w:rFonts w:hint="default"/>
+        </w:rPr>
+      </w:pPr>
+      <w:r>
+        <w:rPr>
+          <w:rFonts w:hint="default"/>
+        </w:rPr>
+        <w:t xml:space="preserve">    @PostMapping("/payment/deduct")</w:t>
+      </w:r>
+    </w:p>
+    <w:p>
+      <w:pPr>
+        <w:rPr>
+          <w:rFonts w:hint="default"/>
+        </w:rPr>
+      </w:pPr>
+      <w:r>
+        <w:rPr>
+          <w:rFonts w:hint="default"/>
+        </w:rPr>
+        <w:t xml:space="preserve">    void deductPayment();</w:t>
+      </w:r>
+    </w:p>
+    <w:p>
+      <w:pPr>
+        <w:rPr>
+          <w:rFonts w:hint="default"/>
+        </w:rPr>
+      </w:pPr>
+    </w:p>
+    <w:p>
+      <w:pPr>
+        <w:rPr>
+          <w:rFonts w:hint="default"/>
+        </w:rPr>
+      </w:pPr>
+      <w:r>
+        <w:rPr>
+          <w:rFonts w:hint="default"/>
+        </w:rPr>
+        <w:t xml:space="preserve">    @PostMapping("/payment/refund")</w:t>
+      </w:r>
+    </w:p>
+    <w:p>
+      <w:pPr>
+        <w:rPr>
+          <w:rFonts w:hint="default"/>
+        </w:rPr>
+      </w:pPr>
+      <w:r>
+        <w:rPr>
+          <w:rFonts w:hint="default"/>
+        </w:rPr>
+        <w:t xml:space="preserve">    void refundPayment();</w:t>
+      </w:r>
+    </w:p>
+    <w:p>
+      <w:pPr>
+        <w:rPr>
+          <w:rFonts w:hint="default"/>
+        </w:rPr>
+      </w:pPr>
+      <w:r>
+        <w:rPr>
+          <w:rFonts w:hint="default"/>
+        </w:rPr>
+        <w:t>}</w:t>
+      </w:r>
+    </w:p>
+    <w:p>
+      <w:pPr>
+        <w:rPr>
+          <w:rFonts w:hint="default"/>
+        </w:rPr>
+      </w:pPr>
+    </w:p>
+    <w:p>
+      <w:pPr>
+        <w:rPr>
+          <w:rFonts w:hint="default"/>
+        </w:rPr>
+      </w:pPr>
+      <w:r>
+        <w:rPr>
+          <w:rFonts w:hint="default"/>
+        </w:rPr>
+        <w:t>Inventory Client:</w:t>
+      </w:r>
+    </w:p>
+    <w:p>
+      <w:pPr>
+        <w:rPr>
+          <w:rFonts w:hint="default"/>
+        </w:rPr>
+      </w:pPr>
+      <w:r>
+        <w:rPr>
+          <w:rFonts w:hint="default"/>
+        </w:rPr>
+        <w:t>----------------</w:t>
+      </w:r>
+    </w:p>
+    <w:p>
+      <w:pPr>
+        <w:rPr>
+          <w:rFonts w:hint="default"/>
+        </w:rPr>
+      </w:pPr>
+      <w:r>
+        <w:rPr>
+          <w:rFonts w:hint="default"/>
+        </w:rPr>
+        <w:t>@FeignClient(name = "inventory-service")</w:t>
+      </w:r>
+    </w:p>
+    <w:p>
+      <w:pPr>
+        <w:rPr>
+          <w:rFonts w:hint="default"/>
+        </w:rPr>
+      </w:pPr>
+      <w:r>
+        <w:rPr>
+          <w:rFonts w:hint="default"/>
+        </w:rPr>
+        <w:t>public interface InventoryClient {</w:t>
+      </w:r>
+    </w:p>
+    <w:p>
+      <w:pPr>
+        <w:rPr>
+          <w:rFonts w:hint="default"/>
+        </w:rPr>
+      </w:pPr>
+    </w:p>
+    <w:p>
+      <w:pPr>
+        <w:rPr>
+          <w:rFonts w:hint="default"/>
+        </w:rPr>
+      </w:pPr>
+      <w:r>
+        <w:rPr>
+          <w:rFonts w:hint="default"/>
+        </w:rPr>
+        <w:t xml:space="preserve">    @PostMapping("/inventory/reserve")</w:t>
+      </w:r>
+    </w:p>
+    <w:p>
+      <w:pPr>
+        <w:rPr>
+          <w:rFonts w:hint="default"/>
+        </w:rPr>
+      </w:pPr>
+      <w:r>
+        <w:rPr>
+          <w:rFonts w:hint="default"/>
+        </w:rPr>
+        <w:t xml:space="preserve">    void reserveInventory();</w:t>
+      </w:r>
+    </w:p>
+    <w:p>
+      <w:pPr>
+        <w:rPr>
+          <w:rFonts w:hint="default"/>
+        </w:rPr>
+      </w:pPr>
+      <w:r>
+        <w:rPr>
+          <w:rFonts w:hint="default"/>
+        </w:rPr>
+        <w:t>}</w:t>
+      </w:r>
+    </w:p>
+    <w:p>
+      <w:pPr>
+        <w:rPr>
+          <w:rFonts w:hint="default"/>
+        </w:rPr>
+      </w:pPr>
+    </w:p>
+    <w:p>
+      <w:pPr>
+        <w:rPr>
+          <w:rFonts w:hint="default"/>
+        </w:rPr>
+      </w:pPr>
+      <w:r>
+        <w:rPr>
+          <w:rFonts w:hint="default"/>
+        </w:rPr>
+        <w:t>Payment Service:</w:t>
+      </w:r>
+    </w:p>
+    <w:p>
+      <w:pPr>
+        <w:rPr>
+          <w:rFonts w:hint="default"/>
+        </w:rPr>
+      </w:pPr>
+      <w:r>
+        <w:rPr>
+          <w:rFonts w:hint="default"/>
+        </w:rPr>
+        <w:t>----------------</w:t>
+      </w:r>
+    </w:p>
+    <w:p>
+      <w:pPr>
+        <w:rPr>
+          <w:rFonts w:hint="default"/>
+        </w:rPr>
+      </w:pPr>
+      <w:r>
+        <w:rPr>
+          <w:rFonts w:hint="default"/>
+        </w:rPr>
+        <w:t>@RestController</w:t>
+      </w:r>
+    </w:p>
+    <w:p>
+      <w:pPr>
+        <w:rPr>
+          <w:rFonts w:hint="default"/>
+        </w:rPr>
+      </w:pPr>
+      <w:r>
+        <w:rPr>
+          <w:rFonts w:hint="default"/>
+        </w:rPr>
+        <w:t>@RequestMapping("/payment")</w:t>
+      </w:r>
+    </w:p>
+    <w:p>
+      <w:pPr>
+        <w:rPr>
+          <w:rFonts w:hint="default"/>
+        </w:rPr>
+      </w:pPr>
+      <w:r>
+        <w:rPr>
+          <w:rFonts w:hint="default"/>
+        </w:rPr>
+        <w:t>public class PaymentController {</w:t>
+      </w:r>
+    </w:p>
+    <w:p>
+      <w:pPr>
+        <w:rPr>
+          <w:rFonts w:hint="default"/>
+        </w:rPr>
+      </w:pPr>
+    </w:p>
+    <w:p>
+      <w:pPr>
+        <w:rPr>
+          <w:rFonts w:hint="default"/>
+        </w:rPr>
+      </w:pPr>
+      <w:r>
+        <w:rPr>
+          <w:rFonts w:hint="default"/>
+        </w:rPr>
+        <w:t xml:space="preserve">    @PostMapping("/deduct")</w:t>
+      </w:r>
+    </w:p>
+    <w:p>
+      <w:pPr>
+        <w:rPr>
+          <w:rFonts w:hint="default"/>
+        </w:rPr>
+      </w:pPr>
+      <w:r>
+        <w:rPr>
+          <w:rFonts w:hint="default"/>
+        </w:rPr>
+        <w:t xml:space="preserve">    public void deductPayment() {</w:t>
+      </w:r>
+    </w:p>
+    <w:p>
+      <w:pPr>
+        <w:rPr>
+          <w:rFonts w:hint="default"/>
+        </w:rPr>
+      </w:pPr>
+    </w:p>
+    <w:p>
+      <w:pPr>
+        <w:rPr>
+          <w:rFonts w:hint="default"/>
+        </w:rPr>
+      </w:pPr>
+      <w:r>
+        <w:rPr>
+          <w:rFonts w:hint="default"/>
+        </w:rPr>
+        <w:t xml:space="preserve">        System.out.println("Payment Deducted");</w:t>
+      </w:r>
+    </w:p>
+    <w:p>
+      <w:pPr>
+        <w:rPr>
+          <w:rFonts w:hint="default"/>
+        </w:rPr>
+      </w:pPr>
+      <w:r>
+        <w:rPr>
+          <w:rFonts w:hint="default"/>
+        </w:rPr>
+        <w:t xml:space="preserve">    }</w:t>
+      </w:r>
+    </w:p>
+    <w:p>
+      <w:pPr>
+        <w:rPr>
+          <w:rFonts w:hint="default"/>
+        </w:rPr>
+      </w:pPr>
+    </w:p>
+    <w:p>
+      <w:pPr>
+        <w:rPr>
+          <w:rFonts w:hint="default"/>
+        </w:rPr>
+      </w:pPr>
+      <w:r>
+        <w:rPr>
+          <w:rFonts w:hint="default"/>
+        </w:rPr>
+        <w:t xml:space="preserve">    @PostMapping("/refund")</w:t>
+      </w:r>
+    </w:p>
+    <w:p>
+      <w:pPr>
+        <w:rPr>
+          <w:rFonts w:hint="default"/>
+        </w:rPr>
+      </w:pPr>
+      <w:r>
+        <w:rPr>
+          <w:rFonts w:hint="default"/>
+        </w:rPr>
+        <w:t xml:space="preserve">    public void refundPayment() {</w:t>
+      </w:r>
+    </w:p>
+    <w:p>
+      <w:pPr>
+        <w:rPr>
+          <w:rFonts w:hint="default"/>
+        </w:rPr>
+      </w:pPr>
+    </w:p>
+    <w:p>
+      <w:pPr>
+        <w:rPr>
+          <w:rFonts w:hint="default"/>
+        </w:rPr>
+      </w:pPr>
+      <w:r>
+        <w:rPr>
+          <w:rFonts w:hint="default"/>
+        </w:rPr>
+        <w:t xml:space="preserve">        System.out.println("Payment Refunded");</w:t>
+      </w:r>
+    </w:p>
+    <w:p>
+      <w:pPr>
+        <w:rPr>
+          <w:rFonts w:hint="default"/>
+        </w:rPr>
+      </w:pPr>
+      <w:r>
+        <w:rPr>
+          <w:rFonts w:hint="default"/>
+        </w:rPr>
+        <w:t xml:space="preserve">    }</w:t>
+      </w:r>
+    </w:p>
+    <w:p>
+      <w:pPr>
+        <w:rPr>
+          <w:rFonts w:hint="default"/>
+        </w:rPr>
+      </w:pPr>
+      <w:r>
+        <w:rPr>
+          <w:rFonts w:hint="default"/>
+        </w:rPr>
+        <w:t>}</w:t>
+      </w:r>
+    </w:p>
+    <w:p>
+      <w:pPr>
+        <w:rPr>
+          <w:rFonts w:hint="default"/>
+        </w:rPr>
+      </w:pPr>
+    </w:p>
+    <w:p>
+      <w:pPr>
+        <w:rPr>
+          <w:rFonts w:hint="default"/>
+        </w:rPr>
+      </w:pPr>
+      <w:r>
+        <w:rPr>
+          <w:rFonts w:hint="default"/>
+        </w:rPr>
+        <w:t>Inventory Service:</w:t>
+      </w:r>
+    </w:p>
+    <w:p>
+      <w:pPr>
+        <w:rPr>
+          <w:rFonts w:hint="default"/>
+        </w:rPr>
+      </w:pPr>
+      <w:r>
+        <w:rPr>
+          <w:rFonts w:hint="default"/>
+        </w:rPr>
+        <w:t>------------------</w:t>
+      </w:r>
+    </w:p>
+    <w:p>
+      <w:pPr>
+        <w:rPr>
+          <w:rFonts w:hint="default"/>
+        </w:rPr>
+      </w:pPr>
+      <w:r>
+        <w:rPr>
+          <w:rFonts w:hint="default"/>
+        </w:rPr>
+        <w:t>@RestController</w:t>
+      </w:r>
+    </w:p>
+    <w:p>
+      <w:pPr>
+        <w:rPr>
+          <w:rFonts w:hint="default"/>
+        </w:rPr>
+      </w:pPr>
+      <w:r>
+        <w:rPr>
+          <w:rFonts w:hint="default"/>
+        </w:rPr>
+        <w:t>@RequestMapping("/inventory")</w:t>
+      </w:r>
+    </w:p>
+    <w:p>
+      <w:pPr>
+        <w:rPr>
+          <w:rFonts w:hint="default"/>
+        </w:rPr>
+      </w:pPr>
+      <w:r>
+        <w:rPr>
+          <w:rFonts w:hint="default"/>
+        </w:rPr>
+        <w:t>public class InventoryController {</w:t>
+      </w:r>
+    </w:p>
+    <w:p>
+      <w:pPr>
+        <w:rPr>
+          <w:rFonts w:hint="default"/>
+        </w:rPr>
+      </w:pPr>
+    </w:p>
+    <w:p>
+      <w:pPr>
+        <w:rPr>
+          <w:rFonts w:hint="default"/>
+        </w:rPr>
+      </w:pPr>
+      <w:r>
+        <w:rPr>
+          <w:rFonts w:hint="default"/>
+        </w:rPr>
+        <w:t xml:space="preserve">    @PostMapping("/reserve")</w:t>
+      </w:r>
+    </w:p>
+    <w:p>
+      <w:pPr>
+        <w:rPr>
+          <w:rFonts w:hint="default"/>
+        </w:rPr>
+      </w:pPr>
+      <w:r>
+        <w:rPr>
+          <w:rFonts w:hint="default"/>
+        </w:rPr>
+        <w:t xml:space="preserve">    public void reserveInventory() {</w:t>
+      </w:r>
+    </w:p>
+    <w:p>
+      <w:pPr>
+        <w:rPr>
+          <w:rFonts w:hint="default"/>
+        </w:rPr>
+      </w:pPr>
+    </w:p>
+    <w:p>
+      <w:pPr>
+        <w:rPr>
+          <w:rFonts w:hint="default"/>
+        </w:rPr>
+      </w:pPr>
+      <w:r>
+        <w:rPr>
+          <w:rFonts w:hint="default"/>
+        </w:rPr>
+        <w:t xml:space="preserve">        throw new RuntimeException("Stock Not Available");</w:t>
+      </w:r>
+    </w:p>
+    <w:p>
+      <w:pPr>
+        <w:rPr>
+          <w:rFonts w:hint="default"/>
+        </w:rPr>
+      </w:pPr>
+      <w:r>
+        <w:rPr>
+          <w:rFonts w:hint="default"/>
+        </w:rPr>
+        <w:t xml:space="preserve">    }</w:t>
+      </w:r>
+    </w:p>
+    <w:p>
+      <w:pPr>
+        <w:rPr>
+          <w:rFonts w:hint="default"/>
+        </w:rPr>
+      </w:pPr>
+      <w:r>
+        <w:rPr>
+          <w:rFonts w:hint="default"/>
+        </w:rPr>
+        <w:t>}</w:t>
+      </w:r>
+    </w:p>
+    <w:p>
+      <w:pPr>
+        <w:rPr>
+          <w:rFonts w:hint="default"/>
+        </w:rPr>
+      </w:pPr>
+      <w:r>
+        <w:rPr>
+          <w:rFonts w:hint="default"/>
+        </w:rPr>
+        <w:t>Execution:</w:t>
+      </w:r>
+    </w:p>
+    <w:p>
+      <w:pPr>
+        <w:rPr>
+          <w:rFonts w:hint="default"/>
+        </w:rPr>
+      </w:pPr>
+      <w:r>
+        <w:rPr>
+          <w:rFonts w:hint="default"/>
+        </w:rPr>
+        <w:t>----------</w:t>
+      </w:r>
+    </w:p>
+    <w:p>
+      <w:pPr>
+        <w:rPr>
+          <w:rFonts w:hint="default"/>
+        </w:rPr>
+      </w:pPr>
+      <w:r>
+        <w:rPr>
+          <w:rFonts w:hint="default"/>
+        </w:rPr>
+        <w:t>Order Created</w:t>
+      </w:r>
+    </w:p>
+    <w:p>
+      <w:pPr>
+        <w:rPr>
+          <w:rFonts w:hint="default"/>
+        </w:rPr>
+      </w:pPr>
+      <w:r>
+        <w:rPr>
+          <w:rFonts w:hint="default"/>
+        </w:rPr>
+        <w:t>Payment Deducted</w:t>
+      </w:r>
+    </w:p>
+    <w:p>
+      <w:pPr>
+        <w:rPr>
+          <w:rFonts w:hint="default"/>
+        </w:rPr>
+      </w:pPr>
+      <w:r>
+        <w:rPr>
+          <w:rFonts w:hint="default"/>
+        </w:rPr>
+        <w:t>Inventory Failed</w:t>
+      </w:r>
+    </w:p>
+    <w:p>
+      <w:pPr>
+        <w:rPr>
+          <w:rFonts w:hint="default"/>
+        </w:rPr>
+      </w:pPr>
+      <w:r>
+        <w:rPr>
+          <w:rFonts w:hint="default"/>
+        </w:rPr>
+        <w:t>Payment Refunded</w:t>
+      </w:r>
+    </w:p>
+    <w:p>
+      <w:pPr>
+        <w:rPr>
+          <w:rFonts w:hint="default"/>
+        </w:rPr>
+      </w:pPr>
+    </w:p>
+    <w:p>
+      <w:pPr>
+        <w:rPr>
+          <w:rFonts w:hint="default"/>
+        </w:rPr>
+      </w:pPr>
+      <w:r>
+        <w:rPr>
+          <w:rFonts w:hint="default"/>
+        </w:rPr>
+        <w:t>Notice:</w:t>
+      </w:r>
+    </w:p>
+    <w:p>
+      <w:pPr>
+        <w:rPr>
+          <w:rFonts w:hint="default"/>
+        </w:rPr>
+      </w:pPr>
+      <w:r>
+        <w:rPr>
+          <w:rFonts w:hint="default"/>
+        </w:rPr>
+        <w:t>-------</w:t>
+      </w:r>
+    </w:p>
+    <w:p>
+      <w:pPr>
+        <w:rPr>
+          <w:rFonts w:hint="default"/>
+        </w:rPr>
+      </w:pPr>
+    </w:p>
+    <w:p>
+      <w:pPr>
+        <w:rPr>
+          <w:rFonts w:hint="default"/>
+        </w:rPr>
+      </w:pPr>
+      <w:r>
+        <w:rPr>
+          <w:rFonts w:hint="default"/>
+        </w:rPr>
+        <w:t>❌ No DB rollback</w:t>
+      </w:r>
+    </w:p>
+    <w:p>
+      <w:pPr>
+        <w:rPr>
+          <w:rFonts w:hint="default"/>
+        </w:rPr>
+      </w:pPr>
+    </w:p>
+    <w:p>
+      <w:pPr>
+        <w:rPr>
+          <w:rFonts w:hint="default"/>
+        </w:rPr>
+      </w:pPr>
+      <w:r>
+        <w:rPr>
+          <w:rFonts w:hint="default"/>
+        </w:rPr>
+        <w:t xml:space="preserve">✅ Compensation transaction (refundPayment()) </w:t>
+      </w:r>
+    </w:p>
+    <w:p>
+      <w:pPr>
+        <w:rPr>
+          <w:rFonts w:hint="default"/>
+        </w:rPr>
+      </w:pPr>
+    </w:p>
+    <w:p>
+      <w:pPr>
+        <w:rPr>
+          <w:rFonts w:hint="default"/>
+        </w:rPr>
+      </w:pPr>
+      <w:r>
+        <w:rPr>
+          <w:rFonts w:hint="default"/>
+        </w:rPr>
+        <w:t xml:space="preserve">Note: </w:t>
+      </w:r>
+    </w:p>
+    <w:p>
+      <w:pPr>
+        <w:rPr>
+          <w:rFonts w:hint="default"/>
+        </w:rPr>
+      </w:pPr>
+      <w:r>
+        <w:rPr>
+          <w:rFonts w:hint="default"/>
+        </w:rPr>
+        <w:t>Choreography – services communicate through events (e.g., Kafka) without a central controller.</w:t>
+      </w:r>
+    </w:p>
+    <w:p>
+      <w:pPr>
+        <w:rPr>
+          <w:rFonts w:hint="default"/>
+        </w:rPr>
+      </w:pPr>
+      <w:r>
+        <w:rPr>
+          <w:rFonts w:hint="default"/>
+        </w:rPr>
+        <w:t>Orchestration – a central orchestrator coordinates the workflow and triggers compensating actions when failures occur.</w:t>
+      </w:r>
+    </w:p>
+    <w:p>
+      <w:pPr>
+        <w:rPr>
+          <w:rFonts w:hint="default"/>
+        </w:rPr>
+      </w:pPr>
+    </w:p>
+    <w:p>
+      <w:pPr>
+        <w:rPr>
+          <w:rFonts w:hint="default"/>
+        </w:rPr>
+      </w:pPr>
+      <w:r>
+        <w:rPr>
+          <w:rFonts w:hint="default"/>
+        </w:rPr>
+        <w:t>We have some issue if orchestration service crashes, what will happen. Compensation transaction will fail and not able to perform refund after restart the service.</w:t>
+      </w:r>
+    </w:p>
+    <w:p>
+      <w:pPr>
+        <w:rPr>
+          <w:rFonts w:hint="default"/>
+        </w:rPr>
+      </w:pPr>
+    </w:p>
+    <w:p>
+      <w:pPr>
+        <w:rPr>
+          <w:rFonts w:hint="default"/>
+        </w:rPr>
+      </w:pPr>
+      <w:r>
+        <w:rPr>
+          <w:rFonts w:hint="default"/>
+        </w:rPr>
+        <w:t>For this we are using camunda.</w:t>
+      </w:r>
+    </w:p>
+    <w:p>
+      <w:pPr>
+        <w:rPr>
+          <w:rFonts w:hint="default"/>
+        </w:rPr>
+      </w:pPr>
+    </w:p>
+    <w:p>
+      <w:pPr>
+        <w:rPr>
+          <w:rFonts w:hint="default"/>
+        </w:rPr>
+      </w:pPr>
+      <w:r>
+        <w:rPr>
+          <w:rFonts w:hint="default"/>
+        </w:rPr>
+        <w:t>Camunda:</w:t>
+      </w:r>
+    </w:p>
+    <w:p>
+      <w:pPr>
+        <w:rPr>
+          <w:rFonts w:hint="default"/>
+        </w:rPr>
+      </w:pPr>
+      <w:r>
+        <w:rPr>
+          <w:rFonts w:hint="default"/>
+        </w:rPr>
+        <w:t>It is a workflow engine. Instead of workflow maintain by yourself, Camundo will store.</w:t>
+      </w:r>
+    </w:p>
+    <w:p>
+      <w:pPr>
+        <w:rPr>
+          <w:rFonts w:hint="default"/>
+        </w:rPr>
+      </w:pPr>
+    </w:p>
+    <w:p>
+      <w:pPr>
+        <w:rPr>
+          <w:rFonts w:hint="default"/>
+        </w:rPr>
+      </w:pPr>
+      <w:r>
+        <w:rPr>
+          <w:rFonts w:hint="default"/>
+        </w:rPr>
+        <w:t>Need to add dependency for this:</w:t>
+      </w:r>
+    </w:p>
+    <w:p>
+      <w:pPr>
+        <w:rPr>
+          <w:rFonts w:hint="default"/>
+        </w:rPr>
+      </w:pPr>
+      <w:r>
+        <w:rPr>
+          <w:rFonts w:hint="default"/>
+        </w:rPr>
+        <w:t>&lt;dependency&gt;</w:t>
+      </w:r>
+    </w:p>
+    <w:p>
+      <w:pPr>
+        <w:rPr>
+          <w:rFonts w:hint="default"/>
+        </w:rPr>
+      </w:pPr>
+      <w:r>
+        <w:rPr>
+          <w:rFonts w:hint="default"/>
+        </w:rPr>
+        <w:t xml:space="preserve">    &lt;groupId&gt;org.camunda.bpm.springboot&lt;/groupId&gt;</w:t>
+      </w:r>
+    </w:p>
+    <w:p>
+      <w:pPr>
+        <w:rPr>
+          <w:rFonts w:hint="default"/>
+        </w:rPr>
+      </w:pPr>
+      <w:r>
+        <w:rPr>
+          <w:rFonts w:hint="default"/>
+        </w:rPr>
+        <w:t xml:space="preserve">    &lt;artifactId&gt;camunda-bpm-spring-boot-starter&lt;/artifactId&gt;</w:t>
+      </w:r>
+    </w:p>
+    <w:p>
+      <w:pPr>
+        <w:rPr>
+          <w:rFonts w:hint="default"/>
+        </w:rPr>
+      </w:pPr>
+      <w:r>
+        <w:rPr>
+          <w:rFonts w:hint="default"/>
+        </w:rPr>
+        <w:t xml:space="preserve">    &lt;version&gt;7.20.0&lt;/version&gt;</w:t>
+      </w:r>
+    </w:p>
+    <w:p>
+      <w:pPr>
+        <w:rPr>
+          <w:rFonts w:hint="default"/>
+        </w:rPr>
+      </w:pPr>
+      <w:r>
+        <w:rPr>
+          <w:rFonts w:hint="default"/>
+        </w:rPr>
+        <w:t>&lt;/dependency&gt;</w:t>
+      </w:r>
+    </w:p>
+    <w:p>
+      <w:pPr>
+        <w:rPr>
+          <w:rFonts w:hint="default"/>
+        </w:rPr>
+      </w:pPr>
+    </w:p>
+    <w:p>
+      <w:pPr>
+        <w:rPr>
+          <w:rFonts w:hint="default"/>
+        </w:rPr>
+      </w:pPr>
+      <w:r>
+        <w:rPr>
+          <w:rFonts w:hint="default"/>
+        </w:rPr>
+        <w:t>Code:</w:t>
+      </w:r>
+    </w:p>
+    <w:p>
+      <w:pPr>
+        <w:rPr>
+          <w:rFonts w:hint="default"/>
+        </w:rPr>
+      </w:pPr>
+      <w:r>
+        <w:rPr>
+          <w:rFonts w:hint="default"/>
+        </w:rPr>
+        <w:t>@Component("paymentDelegate")</w:t>
+      </w:r>
+    </w:p>
+    <w:p>
+      <w:pPr>
+        <w:rPr>
+          <w:rFonts w:hint="default"/>
+        </w:rPr>
+      </w:pPr>
+      <w:r>
+        <w:rPr>
+          <w:rFonts w:hint="default"/>
+        </w:rPr>
+        <w:t>public class PaymentDelegate</w:t>
+      </w:r>
+    </w:p>
+    <w:p>
+      <w:pPr>
+        <w:rPr>
+          <w:rFonts w:hint="default"/>
+        </w:rPr>
+      </w:pPr>
+      <w:r>
+        <w:rPr>
+          <w:rFonts w:hint="default"/>
+        </w:rPr>
+        <w:t xml:space="preserve">        implements JavaDelegate {</w:t>
+      </w:r>
+    </w:p>
+    <w:p>
+      <w:pPr>
+        <w:rPr>
+          <w:rFonts w:hint="default"/>
+        </w:rPr>
+      </w:pPr>
+    </w:p>
+    <w:p>
+      <w:pPr>
+        <w:rPr>
+          <w:rFonts w:hint="default"/>
+        </w:rPr>
+      </w:pPr>
+      <w:r>
+        <w:rPr>
+          <w:rFonts w:hint="default"/>
+        </w:rPr>
+        <w:t xml:space="preserve">    @Override</w:t>
+      </w:r>
+    </w:p>
+    <w:p>
+      <w:pPr>
+        <w:rPr>
+          <w:rFonts w:hint="default"/>
+        </w:rPr>
+      </w:pPr>
+      <w:r>
+        <w:rPr>
+          <w:rFonts w:hint="default"/>
+        </w:rPr>
+        <w:t xml:space="preserve">    public void execute(</w:t>
+      </w:r>
+    </w:p>
+    <w:p>
+      <w:pPr>
+        <w:rPr>
+          <w:rFonts w:hint="default"/>
+        </w:rPr>
+      </w:pPr>
+      <w:r>
+        <w:rPr>
+          <w:rFonts w:hint="default"/>
+        </w:rPr>
+        <w:t xml:space="preserve">            DelegateExecution execution) {</w:t>
+      </w:r>
+    </w:p>
+    <w:p>
+      <w:pPr>
+        <w:rPr>
+          <w:rFonts w:hint="default"/>
+        </w:rPr>
+      </w:pPr>
+    </w:p>
+    <w:p>
+      <w:pPr>
+        <w:rPr>
+          <w:rFonts w:hint="default"/>
+        </w:rPr>
+      </w:pPr>
+      <w:r>
+        <w:rPr>
+          <w:rFonts w:hint="default"/>
+        </w:rPr>
+        <w:t xml:space="preserve">        System.out.println("Payment Done");</w:t>
+      </w:r>
+    </w:p>
+    <w:p>
+      <w:pPr>
+        <w:rPr>
+          <w:rFonts w:hint="default"/>
+        </w:rPr>
+      </w:pPr>
+      <w:r>
+        <w:rPr>
+          <w:rFonts w:hint="default"/>
+        </w:rPr>
+        <w:t xml:space="preserve">    }</w:t>
+      </w:r>
+    </w:p>
+    <w:p>
+      <w:pPr>
+        <w:rPr>
+          <w:rFonts w:hint="default"/>
+        </w:rPr>
+      </w:pPr>
+      <w:r>
+        <w:rPr>
+          <w:rFonts w:hint="default"/>
+        </w:rPr>
+        <w:t>}</w:t>
+      </w:r>
+    </w:p>
+    <w:p>
+      <w:pPr>
+        <w:rPr>
+          <w:rFonts w:hint="default"/>
+        </w:rPr>
+      </w:pPr>
+      <w:r>
+        <w:rPr>
+          <w:rFonts w:hint="default"/>
+        </w:rPr>
+        <w:t>BPMN- Business process model and notation</w:t>
+      </w:r>
+    </w:p>
+    <w:p>
+      <w:pPr>
+        <w:rPr>
+          <w:rFonts w:hint="default"/>
+        </w:rPr>
+      </w:pPr>
+    </w:p>
+    <w:p>
+      <w:pPr>
+        <w:rPr>
+          <w:rFonts w:hint="default"/>
+        </w:rPr>
+      </w:pPr>
+      <w:r>
+        <w:rPr>
+          <w:rFonts w:hint="default"/>
+        </w:rPr>
+        <w:t>Here it has own DB store all the steps which service success and which service fail or crash. Based on that compensation logic will process.</w:t>
+      </w:r>
+    </w:p>
+    <w:p>
+      <w:pPr>
+        <w:rPr>
+          <w:rFonts w:hint="default"/>
+        </w:rPr>
+      </w:pPr>
+    </w:p>
+    <w:p>
+      <w:pPr>
+        <w:rPr>
+          <w:rFonts w:hint="default"/>
+        </w:rPr>
+      </w:pPr>
+    </w:p>
+    <w:p>
+      <w:pPr>
+        <w:rPr>
+          <w:rFonts w:hint="default"/>
+        </w:rPr>
+      </w:pPr>
+      <w:r>
+        <w:rPr>
+          <w:rFonts w:hint="default"/>
+        </w:rPr>
+        <w:t>Two ways we can implement camunda:</w:t>
+      </w:r>
+    </w:p>
+    <w:p>
+      <w:pPr>
+        <w:rPr>
+          <w:rFonts w:hint="default"/>
+        </w:rPr>
+      </w:pPr>
+      <w:r>
+        <w:rPr>
+          <w:rFonts w:hint="default"/>
+        </w:rPr>
+        <w:t>1. Embedded Camunda (Just Dependency)</w:t>
+      </w:r>
+    </w:p>
+    <w:p>
+      <w:pPr>
+        <w:rPr>
+          <w:rFonts w:hint="default"/>
+        </w:rPr>
+      </w:pPr>
+      <w:r>
+        <w:rPr>
+          <w:rFonts w:hint="default"/>
+        </w:rPr>
+        <w:t>2. Dedicated Camunda Server (Production)</w:t>
+      </w:r>
+    </w:p>
+    <w:p>
+      <w:pPr>
+        <w:rPr>
+          <w:rFonts w:hint="default"/>
+        </w:rPr>
+      </w:pPr>
+      <w:r>
+        <w:rPr>
+          <w:rFonts w:hint="default"/>
+        </w:rPr>
+        <w:t>--------------------------------------------------------------------------------------------------------------</w:t>
+      </w:r>
+    </w:p>
+    <w:p>
+      <w:pPr>
+        <w:rPr>
+          <w:rFonts w:hint="default"/>
+        </w:rPr>
+      </w:pPr>
+    </w:p>
+    <w:p>
+      <w:pPr>
+        <w:numPr>
+          <w:ilvl w:val="0"/>
+          <w:numId w:val="1"/>
+        </w:numPr>
+        <w:ind w:left="0" w:leftChars="0" w:firstLine="0" w:firstLineChars="0"/>
+        <w:rPr>
+          <w:rFonts w:hint="default"/>
+          <w:b/>
+          <w:bCs/>
+        </w:rPr>
       </w:pPr>
       <w:bookmarkStart w:id="0" w:name="_GoBack"/>
       <w:bookmarkEnd w:id="0"/>
+      <w:r>
+        <w:rPr>
+          <w:rFonts w:hint="default"/>
+          <w:b/>
+          <w:bCs/>
+        </w:rPr>
+        <w:t>How circuit breaker works?</w:t>
+      </w:r>
+    </w:p>
+    <w:p>
+      <w:pPr>
+        <w:rPr>
+          <w:rFonts w:hint="default"/>
+        </w:rPr>
+      </w:pPr>
+      <w:r>
+        <w:rPr>
+          <w:rFonts w:hint="default"/>
+        </w:rPr>
+        <w:t xml:space="preserve">   A Circuit Breaker is a design pattern used in microservices to prevent a failing service from causing a cascade failure across the system.</w:t>
+      </w:r>
+    </w:p>
+    <w:p>
+      <w:pPr>
+        <w:rPr>
+          <w:rFonts w:hint="default"/>
+        </w:rPr>
+      </w:pPr>
+    </w:p>
+    <w:p>
+      <w:pPr>
+        <w:rPr>
+          <w:rFonts w:hint="default"/>
+        </w:rPr>
+      </w:pPr>
+      <w:r>
+        <w:rPr>
+          <w:rFonts w:hint="default"/>
+        </w:rPr>
+        <w:t>Three States of Circuit Breaker:</w:t>
+      </w:r>
+    </w:p>
+    <w:p>
+      <w:pPr>
+        <w:rPr>
+          <w:rFonts w:hint="default"/>
+        </w:rPr>
+      </w:pPr>
+      <w:r>
+        <w:rPr>
+          <w:rFonts w:hint="default"/>
+        </w:rPr>
+        <w:t>--------------------------------</w:t>
+      </w:r>
+    </w:p>
+    <w:p>
+      <w:pPr>
+        <w:rPr>
+          <w:rFonts w:hint="default"/>
+        </w:rPr>
+      </w:pPr>
+      <w:r>
+        <w:rPr>
+          <w:rFonts w:hint="default"/>
+        </w:rPr>
+        <w:t>1. Closed State (Normal):</w:t>
+      </w:r>
+    </w:p>
+    <w:p>
+      <w:pPr>
+        <w:rPr>
+          <w:rFonts w:hint="default"/>
+        </w:rPr>
+      </w:pPr>
+      <w:r>
+        <w:rPr>
+          <w:rFonts w:hint="default"/>
+        </w:rPr>
+        <w:t>-------------------------</w:t>
+      </w:r>
+    </w:p>
+    <w:p>
+      <w:pPr>
+        <w:rPr>
+          <w:rFonts w:hint="default"/>
+        </w:rPr>
+      </w:pPr>
+    </w:p>
+    <w:p>
+      <w:pPr>
+        <w:rPr>
+          <w:rFonts w:hint="default"/>
+        </w:rPr>
+      </w:pPr>
+      <w:r>
+        <w:rPr>
+          <w:rFonts w:hint="default"/>
+        </w:rPr>
+        <w:t>Everything is healthy.</w:t>
+      </w:r>
+    </w:p>
+    <w:p>
+      <w:pPr>
+        <w:rPr>
+          <w:rFonts w:hint="default"/>
+        </w:rPr>
+      </w:pPr>
+    </w:p>
+    <w:p>
+      <w:pPr>
+        <w:rPr>
+          <w:rFonts w:hint="default"/>
+        </w:rPr>
+      </w:pPr>
+      <w:r>
+        <w:rPr>
+          <w:rFonts w:hint="default"/>
+        </w:rPr>
+        <w:t>Order Service</w:t>
+      </w:r>
+    </w:p>
+    <w:p>
+      <w:pPr>
+        <w:rPr>
+          <w:rFonts w:hint="default"/>
+        </w:rPr>
+      </w:pPr>
+      <w:r>
+        <w:rPr>
+          <w:rFonts w:hint="default"/>
+        </w:rPr>
+        <w:t xml:space="preserve">      |</w:t>
+      </w:r>
+    </w:p>
+    <w:p>
+      <w:pPr>
+        <w:rPr>
+          <w:rFonts w:hint="default"/>
+        </w:rPr>
+      </w:pPr>
+      <w:r>
+        <w:rPr>
+          <w:rFonts w:hint="default"/>
+        </w:rPr>
+        <w:t xml:space="preserve">      v</w:t>
+      </w:r>
+    </w:p>
+    <w:p>
+      <w:pPr>
+        <w:rPr>
+          <w:rFonts w:hint="default"/>
+        </w:rPr>
+      </w:pPr>
+      <w:r>
+        <w:rPr>
+          <w:rFonts w:hint="default"/>
+        </w:rPr>
+        <w:t>Payment Service</w:t>
+      </w:r>
+    </w:p>
+    <w:p>
+      <w:pPr>
+        <w:rPr>
+          <w:rFonts w:hint="default"/>
+        </w:rPr>
+      </w:pPr>
+    </w:p>
+    <w:p>
+      <w:pPr>
+        <w:rPr>
+          <w:rFonts w:hint="default"/>
+        </w:rPr>
+      </w:pPr>
+      <w:r>
+        <w:rPr>
+          <w:rFonts w:hint="default"/>
+        </w:rPr>
+        <w:t>Requests are allowed through.</w:t>
+      </w:r>
+    </w:p>
+    <w:p>
+      <w:pPr>
+        <w:rPr>
+          <w:rFonts w:hint="default"/>
+        </w:rPr>
+      </w:pPr>
+    </w:p>
+    <w:p>
+      <w:pPr>
+        <w:rPr>
+          <w:rFonts w:hint="default"/>
+        </w:rPr>
+      </w:pPr>
+      <w:r>
+        <w:rPr>
+          <w:rFonts w:hint="default"/>
+        </w:rPr>
+        <w:t>SUCCESS</w:t>
+      </w:r>
+    </w:p>
+    <w:p>
+      <w:pPr>
+        <w:rPr>
+          <w:rFonts w:hint="default"/>
+        </w:rPr>
+      </w:pPr>
+      <w:r>
+        <w:rPr>
+          <w:rFonts w:hint="default"/>
+        </w:rPr>
+        <w:t>SUCCESS</w:t>
+      </w:r>
+    </w:p>
+    <w:p>
+      <w:pPr>
+        <w:rPr>
+          <w:rFonts w:hint="default"/>
+        </w:rPr>
+      </w:pPr>
+      <w:r>
+        <w:rPr>
+          <w:rFonts w:hint="default"/>
+        </w:rPr>
+        <w:t>SUCCESS</w:t>
+      </w:r>
+    </w:p>
+    <w:p>
+      <w:pPr>
+        <w:rPr>
+          <w:rFonts w:hint="default"/>
+        </w:rPr>
+      </w:pPr>
+    </w:p>
+    <w:p>
+      <w:pPr>
+        <w:rPr>
+          <w:rFonts w:hint="default"/>
+        </w:rPr>
+      </w:pPr>
+      <w:r>
+        <w:rPr>
+          <w:rFonts w:hint="default"/>
+        </w:rPr>
+        <w:t>2. Open State (Service Failing):</w:t>
+      </w:r>
+    </w:p>
+    <w:p>
+      <w:pPr>
+        <w:rPr>
+          <w:rFonts w:hint="default"/>
+        </w:rPr>
+      </w:pPr>
+      <w:r>
+        <w:rPr>
+          <w:rFonts w:hint="default"/>
+        </w:rPr>
+        <w:t>---------------------------------</w:t>
+      </w:r>
+    </w:p>
+    <w:p>
+      <w:pPr>
+        <w:rPr>
+          <w:rFonts w:hint="default"/>
+        </w:rPr>
+      </w:pPr>
+    </w:p>
+    <w:p>
+      <w:pPr>
+        <w:rPr>
+          <w:rFonts w:hint="default"/>
+        </w:rPr>
+      </w:pPr>
+      <w:r>
+        <w:rPr>
+          <w:rFonts w:hint="default"/>
+        </w:rPr>
+        <w:t>Failure threshold reached.</w:t>
+      </w:r>
+    </w:p>
+    <w:p>
+      <w:pPr>
+        <w:rPr>
+          <w:rFonts w:hint="default"/>
+        </w:rPr>
+      </w:pPr>
+    </w:p>
+    <w:p>
+      <w:pPr>
+        <w:rPr>
+          <w:rFonts w:hint="default"/>
+        </w:rPr>
+      </w:pPr>
+      <w:r>
+        <w:rPr>
+          <w:rFonts w:hint="default"/>
+        </w:rPr>
+        <w:t>FAIL</w:t>
+      </w:r>
+    </w:p>
+    <w:p>
+      <w:pPr>
+        <w:rPr>
+          <w:rFonts w:hint="default"/>
+        </w:rPr>
+      </w:pPr>
+      <w:r>
+        <w:rPr>
+          <w:rFonts w:hint="default"/>
+        </w:rPr>
+        <w:t>FAIL</w:t>
+      </w:r>
+    </w:p>
+    <w:p>
+      <w:pPr>
+        <w:rPr>
+          <w:rFonts w:hint="default"/>
+        </w:rPr>
+      </w:pPr>
+      <w:r>
+        <w:rPr>
+          <w:rFonts w:hint="default"/>
+        </w:rPr>
+        <w:t>FAIL</w:t>
+      </w:r>
+    </w:p>
+    <w:p>
+      <w:pPr>
+        <w:rPr>
+          <w:rFonts w:hint="default"/>
+        </w:rPr>
+      </w:pPr>
+      <w:r>
+        <w:rPr>
+          <w:rFonts w:hint="default"/>
+        </w:rPr>
+        <w:t>FAIL</w:t>
+      </w:r>
+    </w:p>
+    <w:p>
+      <w:pPr>
+        <w:rPr>
+          <w:rFonts w:hint="default"/>
+        </w:rPr>
+      </w:pPr>
+    </w:p>
+    <w:p>
+      <w:pPr>
+        <w:rPr>
+          <w:rFonts w:hint="default"/>
+        </w:rPr>
+      </w:pPr>
+      <w:r>
+        <w:rPr>
+          <w:rFonts w:hint="default"/>
+        </w:rPr>
+        <w:t>Circuit opens:</w:t>
+      </w:r>
+    </w:p>
+    <w:p>
+      <w:pPr>
+        <w:rPr>
+          <w:rFonts w:hint="default"/>
+        </w:rPr>
+      </w:pPr>
+    </w:p>
+    <w:p>
+      <w:pPr>
+        <w:rPr>
+          <w:rFonts w:hint="default"/>
+        </w:rPr>
+      </w:pPr>
+      <w:r>
+        <w:rPr>
+          <w:rFonts w:hint="default"/>
+        </w:rPr>
+        <w:t>Order Service</w:t>
+      </w:r>
+    </w:p>
+    <w:p>
+      <w:pPr>
+        <w:rPr>
+          <w:rFonts w:hint="default"/>
+        </w:rPr>
+      </w:pPr>
+      <w:r>
+        <w:rPr>
+          <w:rFonts w:hint="default"/>
+        </w:rPr>
+        <w:t xml:space="preserve">      X</w:t>
+      </w:r>
+    </w:p>
+    <w:p>
+      <w:pPr>
+        <w:rPr>
+          <w:rFonts w:hint="default"/>
+        </w:rPr>
+      </w:pPr>
+      <w:r>
+        <w:rPr>
+          <w:rFonts w:hint="default"/>
+        </w:rPr>
+        <w:t>Payment Service</w:t>
+      </w:r>
+    </w:p>
+    <w:p>
+      <w:pPr>
+        <w:rPr>
+          <w:rFonts w:hint="default"/>
+        </w:rPr>
+      </w:pPr>
+    </w:p>
+    <w:p>
+      <w:pPr>
+        <w:rPr>
+          <w:rFonts w:hint="default"/>
+        </w:rPr>
+      </w:pPr>
+      <w:r>
+        <w:rPr>
+          <w:rFonts w:hint="default"/>
+        </w:rPr>
+        <w:t>Now:</w:t>
+      </w:r>
+    </w:p>
+    <w:p>
+      <w:pPr>
+        <w:rPr>
+          <w:rFonts w:hint="default"/>
+        </w:rPr>
+      </w:pPr>
+    </w:p>
+    <w:p>
+      <w:pPr>
+        <w:rPr>
+          <w:rFonts w:hint="default"/>
+        </w:rPr>
+      </w:pPr>
+      <w:r>
+        <w:rPr>
+          <w:rFonts w:hint="default"/>
+        </w:rPr>
+        <w:t>No actual call is made.</w:t>
+      </w:r>
+    </w:p>
+    <w:p>
+      <w:pPr>
+        <w:rPr>
+          <w:rFonts w:hint="default"/>
+        </w:rPr>
+      </w:pPr>
+    </w:p>
+    <w:p>
+      <w:pPr>
+        <w:rPr>
+          <w:rFonts w:hint="default"/>
+        </w:rPr>
+      </w:pPr>
+      <w:r>
+        <w:rPr>
+          <w:rFonts w:hint="default"/>
+        </w:rPr>
+        <w:t>Immediate response:</w:t>
+      </w:r>
+    </w:p>
+    <w:p>
+      <w:pPr>
+        <w:rPr>
+          <w:rFonts w:hint="default"/>
+        </w:rPr>
+      </w:pPr>
+    </w:p>
+    <w:p>
+      <w:pPr>
+        <w:rPr>
+          <w:rFonts w:hint="default"/>
+        </w:rPr>
+      </w:pPr>
+      <w:r>
+        <w:rPr>
+          <w:rFonts w:hint="default"/>
+        </w:rPr>
+        <w:t>"Payment service unavailable"</w:t>
+      </w:r>
+    </w:p>
+    <w:p>
+      <w:pPr>
+        <w:rPr>
+          <w:rFonts w:hint="default"/>
+        </w:rPr>
+      </w:pPr>
+    </w:p>
+    <w:p>
+      <w:pPr>
+        <w:rPr>
+          <w:rFonts w:hint="default"/>
+        </w:rPr>
+      </w:pPr>
+      <w:r>
+        <w:rPr>
+          <w:rFonts w:hint="default"/>
+        </w:rPr>
+        <w:t>or fallback response.</w:t>
+      </w:r>
+    </w:p>
+    <w:p>
+      <w:pPr>
+        <w:rPr>
+          <w:rFonts w:hint="default"/>
+        </w:rPr>
+      </w:pPr>
+    </w:p>
+    <w:p>
+      <w:pPr>
+        <w:rPr>
+          <w:rFonts w:hint="default"/>
+        </w:rPr>
+      </w:pPr>
+      <w:r>
+        <w:rPr>
+          <w:rFonts w:hint="default"/>
+        </w:rPr>
+        <w:t>3. Half-Open State (Testing):</w:t>
+      </w:r>
+    </w:p>
+    <w:p>
+      <w:pPr>
+        <w:rPr>
+          <w:rFonts w:hint="default"/>
+        </w:rPr>
+      </w:pPr>
+      <w:r>
+        <w:rPr>
+          <w:rFonts w:hint="default"/>
+        </w:rPr>
+        <w:t>-----------------------------</w:t>
+      </w:r>
+    </w:p>
+    <w:p>
+      <w:pPr>
+        <w:rPr>
+          <w:rFonts w:hint="default"/>
+        </w:rPr>
+      </w:pPr>
+    </w:p>
+    <w:p>
+      <w:pPr>
+        <w:rPr>
+          <w:rFonts w:hint="default"/>
+        </w:rPr>
+      </w:pPr>
+      <w:r>
+        <w:rPr>
+          <w:rFonts w:hint="default"/>
+        </w:rPr>
+        <w:t>After a wait period:</w:t>
+      </w:r>
+    </w:p>
+    <w:p>
+      <w:pPr>
+        <w:rPr>
+          <w:rFonts w:hint="default"/>
+        </w:rPr>
+      </w:pPr>
+    </w:p>
+    <w:p>
+      <w:pPr>
+        <w:rPr>
+          <w:rFonts w:hint="default"/>
+        </w:rPr>
+      </w:pPr>
+      <w:r>
+        <w:rPr>
+          <w:rFonts w:hint="default"/>
+        </w:rPr>
+        <w:t>30 seconds later</w:t>
+      </w:r>
+    </w:p>
+    <w:p>
+      <w:pPr>
+        <w:rPr>
+          <w:rFonts w:hint="default"/>
+        </w:rPr>
+      </w:pPr>
+    </w:p>
+    <w:p>
+      <w:pPr>
+        <w:rPr>
+          <w:rFonts w:hint="default"/>
+        </w:rPr>
+      </w:pPr>
+      <w:r>
+        <w:rPr>
+          <w:rFonts w:hint="default"/>
+        </w:rPr>
+        <w:t>Circuit Breaker allows a few requests.</w:t>
+      </w:r>
+    </w:p>
+    <w:p>
+      <w:pPr>
+        <w:rPr>
+          <w:rFonts w:hint="default"/>
+        </w:rPr>
+      </w:pPr>
+    </w:p>
+    <w:p>
+      <w:pPr>
+        <w:rPr>
+          <w:rFonts w:hint="default"/>
+        </w:rPr>
+      </w:pPr>
+      <w:r>
+        <w:rPr>
+          <w:rFonts w:hint="default"/>
+        </w:rPr>
+        <w:t>Test Request</w:t>
+      </w:r>
+    </w:p>
+    <w:p>
+      <w:pPr>
+        <w:rPr>
+          <w:rFonts w:hint="default"/>
+        </w:rPr>
+      </w:pPr>
+    </w:p>
+    <w:p>
+      <w:pPr>
+        <w:rPr>
+          <w:rFonts w:hint="default"/>
+        </w:rPr>
+      </w:pPr>
+      <w:r>
+        <w:rPr>
+          <w:rFonts w:hint="default"/>
+        </w:rPr>
+        <w:t>If successful:</w:t>
+      </w:r>
+    </w:p>
+    <w:p>
+      <w:pPr>
+        <w:rPr>
+          <w:rFonts w:hint="default"/>
+        </w:rPr>
+      </w:pPr>
+    </w:p>
+    <w:p>
+      <w:pPr>
+        <w:rPr>
+          <w:rFonts w:hint="default"/>
+        </w:rPr>
+      </w:pPr>
+      <w:r>
+        <w:rPr>
+          <w:rFonts w:hint="default"/>
+        </w:rPr>
+        <w:t>Circuit -&gt; CLOSED</w:t>
+      </w:r>
+    </w:p>
+    <w:p>
+      <w:pPr>
+        <w:rPr>
+          <w:rFonts w:hint="default"/>
+        </w:rPr>
+      </w:pPr>
+    </w:p>
+    <w:p>
+      <w:pPr>
+        <w:rPr>
+          <w:rFonts w:hint="default"/>
+        </w:rPr>
+      </w:pPr>
+      <w:r>
+        <w:rPr>
+          <w:rFonts w:hint="default"/>
+        </w:rPr>
+        <w:t>If failed:</w:t>
+      </w:r>
+    </w:p>
+    <w:p>
+      <w:pPr>
+        <w:rPr>
+          <w:rFonts w:hint="default"/>
+        </w:rPr>
+      </w:pPr>
+    </w:p>
+    <w:p>
+      <w:pPr>
+        <w:rPr>
+          <w:rFonts w:hint="default"/>
+        </w:rPr>
+      </w:pPr>
+      <w:r>
+        <w:rPr>
+          <w:rFonts w:hint="default"/>
+        </w:rPr>
+        <w:t>Circuit -&gt; OPEN again</w:t>
+      </w:r>
+    </w:p>
+    <w:p>
+      <w:pPr>
+        <w:rPr>
+          <w:rFonts w:hint="default"/>
+        </w:rPr>
+      </w:pPr>
+    </w:p>
+    <w:p>
+      <w:pPr>
+        <w:rPr>
+          <w:rFonts w:hint="default"/>
+        </w:rPr>
+      </w:pPr>
+      <w:r>
+        <w:rPr>
+          <w:rFonts w:hint="default"/>
+        </w:rPr>
+        <w:t>Spring Boot Example (Resilience4j):</w:t>
+      </w:r>
+    </w:p>
+    <w:p>
+      <w:pPr>
+        <w:rPr>
+          <w:rFonts w:hint="default"/>
+        </w:rPr>
+      </w:pPr>
+      <w:r>
+        <w:rPr>
+          <w:rFonts w:hint="default"/>
+        </w:rPr>
+        <w:t>-----------------------------------</w:t>
+      </w:r>
+    </w:p>
+    <w:p>
+      <w:pPr>
+        <w:rPr>
+          <w:rFonts w:hint="default"/>
+        </w:rPr>
+      </w:pPr>
+    </w:p>
+    <w:p>
+      <w:pPr>
+        <w:rPr>
+          <w:rFonts w:hint="default"/>
+        </w:rPr>
+      </w:pPr>
+      <w:r>
+        <w:rPr>
+          <w:rFonts w:hint="default"/>
+        </w:rPr>
+        <w:t>Dependency:</w:t>
+      </w:r>
+    </w:p>
+    <w:p>
+      <w:pPr>
+        <w:rPr>
+          <w:rFonts w:hint="default"/>
+        </w:rPr>
+      </w:pPr>
+      <w:r>
+        <w:rPr>
+          <w:rFonts w:hint="default"/>
+        </w:rPr>
+        <w:t>-----------</w:t>
+      </w:r>
+    </w:p>
+    <w:p>
+      <w:pPr>
+        <w:rPr>
+          <w:rFonts w:hint="default"/>
+        </w:rPr>
+      </w:pPr>
+    </w:p>
+    <w:p>
+      <w:pPr>
+        <w:rPr>
+          <w:rFonts w:hint="default"/>
+        </w:rPr>
+      </w:pPr>
+      <w:r>
+        <w:rPr>
+          <w:rFonts w:hint="default"/>
+        </w:rPr>
+        <w:t>&lt;dependency&gt;</w:t>
+      </w:r>
+    </w:p>
+    <w:p>
+      <w:pPr>
+        <w:rPr>
+          <w:rFonts w:hint="default"/>
+        </w:rPr>
+      </w:pPr>
+      <w:r>
+        <w:rPr>
+          <w:rFonts w:hint="default"/>
+        </w:rPr>
+        <w:t xml:space="preserve">    &lt;groupId&gt;io.github.resilience4j&lt;/groupId&gt;</w:t>
+      </w:r>
+    </w:p>
+    <w:p>
+      <w:pPr>
+        <w:rPr>
+          <w:rFonts w:hint="default"/>
+        </w:rPr>
+      </w:pPr>
+      <w:r>
+        <w:rPr>
+          <w:rFonts w:hint="default"/>
+        </w:rPr>
+        <w:t xml:space="preserve">    &lt;artifactId&gt;resilience4j-spring-boot3&lt;/artifactId&gt;</w:t>
+      </w:r>
+    </w:p>
+    <w:p>
+      <w:pPr>
+        <w:rPr>
+          <w:rFonts w:hint="default"/>
+        </w:rPr>
+      </w:pPr>
+      <w:r>
+        <w:rPr>
+          <w:rFonts w:hint="default"/>
+        </w:rPr>
+        <w:t>&lt;/dependency&gt;</w:t>
+      </w:r>
+    </w:p>
+    <w:p>
+      <w:pPr>
+        <w:rPr>
+          <w:rFonts w:hint="default"/>
+        </w:rPr>
+      </w:pPr>
+      <w:r>
+        <w:rPr>
+          <w:rFonts w:hint="default"/>
+        </w:rPr>
+        <w:t>Service:</w:t>
+      </w:r>
+    </w:p>
+    <w:p>
+      <w:pPr>
+        <w:rPr>
+          <w:rFonts w:hint="default"/>
+        </w:rPr>
+      </w:pPr>
+      <w:r>
+        <w:rPr>
+          <w:rFonts w:hint="default"/>
+        </w:rPr>
+        <w:t>@Service</w:t>
+      </w:r>
+    </w:p>
+    <w:p>
+      <w:pPr>
+        <w:rPr>
+          <w:rFonts w:hint="default"/>
+        </w:rPr>
+      </w:pPr>
+      <w:r>
+        <w:rPr>
+          <w:rFonts w:hint="default"/>
+        </w:rPr>
+        <w:t>public class PaymentService {</w:t>
+      </w:r>
+    </w:p>
+    <w:p>
+      <w:pPr>
+        <w:rPr>
+          <w:rFonts w:hint="default"/>
+        </w:rPr>
+      </w:pPr>
+    </w:p>
+    <w:p>
+      <w:pPr>
+        <w:rPr>
+          <w:rFonts w:hint="default"/>
+        </w:rPr>
+      </w:pPr>
+      <w:r>
+        <w:rPr>
+          <w:rFonts w:hint="default"/>
+        </w:rPr>
+        <w:t xml:space="preserve">    @CircuitBreaker(</w:t>
+      </w:r>
+    </w:p>
+    <w:p>
+      <w:pPr>
+        <w:rPr>
+          <w:rFonts w:hint="default"/>
+        </w:rPr>
+      </w:pPr>
+      <w:r>
+        <w:rPr>
+          <w:rFonts w:hint="default"/>
+        </w:rPr>
+        <w:t xml:space="preserve">        name = "paymentService",</w:t>
+      </w:r>
+    </w:p>
+    <w:p>
+      <w:pPr>
+        <w:rPr>
+          <w:rFonts w:hint="default"/>
+        </w:rPr>
+      </w:pPr>
+      <w:r>
+        <w:rPr>
+          <w:rFonts w:hint="default"/>
+        </w:rPr>
+        <w:t xml:space="preserve">        fallbackMethod = "fallback")</w:t>
+      </w:r>
+    </w:p>
+    <w:p>
+      <w:pPr>
+        <w:rPr>
+          <w:rFonts w:hint="default"/>
+        </w:rPr>
+      </w:pPr>
+      <w:r>
+        <w:rPr>
+          <w:rFonts w:hint="default"/>
+        </w:rPr>
+        <w:t xml:space="preserve">    public String makePayment() {</w:t>
+      </w:r>
+    </w:p>
+    <w:p>
+      <w:pPr>
+        <w:rPr>
+          <w:rFonts w:hint="default"/>
+        </w:rPr>
+      </w:pPr>
+    </w:p>
+    <w:p>
+      <w:pPr>
+        <w:rPr>
+          <w:rFonts w:hint="default"/>
+        </w:rPr>
+      </w:pPr>
+      <w:r>
+        <w:rPr>
+          <w:rFonts w:hint="default"/>
+        </w:rPr>
+        <w:t xml:space="preserve">        throw new RuntimeException("Bank Down");</w:t>
+      </w:r>
+    </w:p>
+    <w:p>
+      <w:pPr>
+        <w:rPr>
+          <w:rFonts w:hint="default"/>
+        </w:rPr>
+      </w:pPr>
+      <w:r>
+        <w:rPr>
+          <w:rFonts w:hint="default"/>
+        </w:rPr>
+        <w:t xml:space="preserve">    }</w:t>
+      </w:r>
+    </w:p>
+    <w:p>
+      <w:pPr>
+        <w:rPr>
+          <w:rFonts w:hint="default"/>
+        </w:rPr>
+      </w:pPr>
+    </w:p>
+    <w:p>
+      <w:pPr>
+        <w:rPr>
+          <w:rFonts w:hint="default"/>
+        </w:rPr>
+      </w:pPr>
+      <w:r>
+        <w:rPr>
+          <w:rFonts w:hint="default"/>
+        </w:rPr>
+        <w:t xml:space="preserve">    public String fallback(Exception ex) {</w:t>
+      </w:r>
+    </w:p>
+    <w:p>
+      <w:pPr>
+        <w:rPr>
+          <w:rFonts w:hint="default"/>
+        </w:rPr>
+      </w:pPr>
+    </w:p>
+    <w:p>
+      <w:pPr>
+        <w:rPr>
+          <w:rFonts w:hint="default"/>
+        </w:rPr>
+      </w:pPr>
+      <w:r>
+        <w:rPr>
+          <w:rFonts w:hint="default"/>
+        </w:rPr>
+        <w:t xml:space="preserve">        return "Payment Service Temporarily Unavailable";</w:t>
+      </w:r>
+    </w:p>
+    <w:p>
+      <w:pPr>
+        <w:rPr>
+          <w:rFonts w:hint="default"/>
+        </w:rPr>
+      </w:pPr>
+      <w:r>
+        <w:rPr>
+          <w:rFonts w:hint="default"/>
+        </w:rPr>
+        <w:t xml:space="preserve">    }</w:t>
+      </w:r>
+    </w:p>
+    <w:p>
+      <w:pPr>
+        <w:rPr>
+          <w:rFonts w:hint="default"/>
+        </w:rPr>
+      </w:pPr>
+      <w:r>
+        <w:rPr>
+          <w:rFonts w:hint="default"/>
+        </w:rPr>
+        <w:t>}</w:t>
+      </w:r>
+    </w:p>
+    <w:p>
+      <w:pPr>
+        <w:rPr>
+          <w:rFonts w:hint="default"/>
+        </w:rPr>
+      </w:pPr>
+      <w:r>
+        <w:rPr>
+          <w:rFonts w:hint="default"/>
+        </w:rPr>
+        <w:t>Controller</w:t>
+      </w:r>
+    </w:p>
+    <w:p>
+      <w:pPr>
+        <w:rPr>
+          <w:rFonts w:hint="default"/>
+        </w:rPr>
+      </w:pPr>
+      <w:r>
+        <w:rPr>
+          <w:rFonts w:hint="default"/>
+        </w:rPr>
+        <w:t>@RestController</w:t>
+      </w:r>
+    </w:p>
+    <w:p>
+      <w:pPr>
+        <w:rPr>
+          <w:rFonts w:hint="default"/>
+        </w:rPr>
+      </w:pPr>
+      <w:r>
+        <w:rPr>
+          <w:rFonts w:hint="default"/>
+        </w:rPr>
+        <w:t>@RequiredArgsConstructor</w:t>
+      </w:r>
+    </w:p>
+    <w:p>
+      <w:pPr>
+        <w:rPr>
+          <w:rFonts w:hint="default"/>
+        </w:rPr>
+      </w:pPr>
+      <w:r>
+        <w:rPr>
+          <w:rFonts w:hint="default"/>
+        </w:rPr>
+        <w:t>public class PaymentController {</w:t>
+      </w:r>
+    </w:p>
+    <w:p>
+      <w:pPr>
+        <w:rPr>
+          <w:rFonts w:hint="default"/>
+        </w:rPr>
+      </w:pPr>
+    </w:p>
+    <w:p>
+      <w:pPr>
+        <w:rPr>
+          <w:rFonts w:hint="default"/>
+        </w:rPr>
+      </w:pPr>
+      <w:r>
+        <w:rPr>
+          <w:rFonts w:hint="default"/>
+        </w:rPr>
+        <w:t xml:space="preserve">    private final PaymentService paymentService;</w:t>
+      </w:r>
+    </w:p>
+    <w:p>
+      <w:pPr>
+        <w:rPr>
+          <w:rFonts w:hint="default"/>
+        </w:rPr>
+      </w:pPr>
+    </w:p>
+    <w:p>
+      <w:pPr>
+        <w:rPr>
+          <w:rFonts w:hint="default"/>
+        </w:rPr>
+      </w:pPr>
+      <w:r>
+        <w:rPr>
+          <w:rFonts w:hint="default"/>
+        </w:rPr>
+        <w:t xml:space="preserve">    @GetMapping("/pay")</w:t>
+      </w:r>
+    </w:p>
+    <w:p>
+      <w:pPr>
+        <w:rPr>
+          <w:rFonts w:hint="default"/>
+        </w:rPr>
+      </w:pPr>
+      <w:r>
+        <w:rPr>
+          <w:rFonts w:hint="default"/>
+        </w:rPr>
+        <w:t xml:space="preserve">    public String pay() {</w:t>
+      </w:r>
+    </w:p>
+    <w:p>
+      <w:pPr>
+        <w:rPr>
+          <w:rFonts w:hint="default"/>
+        </w:rPr>
+      </w:pPr>
+    </w:p>
+    <w:p>
+      <w:pPr>
+        <w:rPr>
+          <w:rFonts w:hint="default"/>
+        </w:rPr>
+      </w:pPr>
+      <w:r>
+        <w:rPr>
+          <w:rFonts w:hint="default"/>
+        </w:rPr>
+        <w:t xml:space="preserve">        return paymentService.makePayment();</w:t>
+      </w:r>
+    </w:p>
+    <w:p>
+      <w:pPr>
+        <w:rPr>
+          <w:rFonts w:hint="default"/>
+        </w:rPr>
+      </w:pPr>
+      <w:r>
+        <w:rPr>
+          <w:rFonts w:hint="default"/>
+        </w:rPr>
+        <w:t xml:space="preserve">    }</w:t>
+      </w:r>
+    </w:p>
+    <w:p>
+      <w:pPr>
+        <w:rPr>
+          <w:rFonts w:hint="default"/>
+        </w:rPr>
+      </w:pPr>
+      <w:r>
+        <w:rPr>
+          <w:rFonts w:hint="default"/>
+        </w:rPr>
+        <w:t>}</w:t>
+      </w:r>
+    </w:p>
+    <w:p>
+      <w:pPr>
+        <w:rPr>
+          <w:rFonts w:hint="default"/>
+        </w:rPr>
+      </w:pPr>
+      <w:r>
+        <w:rPr>
+          <w:rFonts w:hint="default"/>
+        </w:rPr>
+        <w:t>Configuration:</w:t>
+      </w:r>
+    </w:p>
+    <w:p>
+      <w:pPr>
+        <w:rPr>
+          <w:rFonts w:hint="default"/>
+        </w:rPr>
+      </w:pPr>
+      <w:r>
+        <w:rPr>
+          <w:rFonts w:hint="default"/>
+        </w:rPr>
+        <w:t>-------------</w:t>
+      </w:r>
+    </w:p>
+    <w:p>
+      <w:pPr>
+        <w:rPr>
+          <w:rFonts w:hint="default"/>
+        </w:rPr>
+      </w:pPr>
+    </w:p>
+    <w:p>
+      <w:pPr>
+        <w:rPr>
+          <w:rFonts w:hint="default"/>
+        </w:rPr>
+      </w:pPr>
+      <w:r>
+        <w:rPr>
+          <w:rFonts w:hint="default"/>
+        </w:rPr>
+        <w:t>resilience4j:</w:t>
+      </w:r>
+    </w:p>
+    <w:p>
+      <w:pPr>
+        <w:rPr>
+          <w:rFonts w:hint="default"/>
+        </w:rPr>
+      </w:pPr>
+      <w:r>
+        <w:rPr>
+          <w:rFonts w:hint="default"/>
+        </w:rPr>
+        <w:t xml:space="preserve">  circuitbreaker:</w:t>
+      </w:r>
+    </w:p>
+    <w:p>
+      <w:pPr>
+        <w:rPr>
+          <w:rFonts w:hint="default"/>
+        </w:rPr>
+      </w:pPr>
+      <w:r>
+        <w:rPr>
+          <w:rFonts w:hint="default"/>
+        </w:rPr>
+        <w:t xml:space="preserve">    instances:</w:t>
+      </w:r>
+    </w:p>
+    <w:p>
+      <w:pPr>
+        <w:rPr>
+          <w:rFonts w:hint="default"/>
+        </w:rPr>
+      </w:pPr>
+      <w:r>
+        <w:rPr>
+          <w:rFonts w:hint="default"/>
+        </w:rPr>
+        <w:t xml:space="preserve">      paymentService:</w:t>
+      </w:r>
+    </w:p>
+    <w:p>
+      <w:pPr>
+        <w:rPr>
+          <w:rFonts w:hint="default"/>
+        </w:rPr>
+      </w:pPr>
+      <w:r>
+        <w:rPr>
+          <w:rFonts w:hint="default"/>
+        </w:rPr>
+        <w:t xml:space="preserve">        failureRateThreshold: 50</w:t>
+      </w:r>
+    </w:p>
+    <w:p>
+      <w:pPr>
+        <w:rPr>
+          <w:rFonts w:hint="default"/>
+        </w:rPr>
+      </w:pPr>
+      <w:r>
+        <w:rPr>
+          <w:rFonts w:hint="default"/>
+        </w:rPr>
+        <w:t xml:space="preserve">        slidingWindowSize: 10</w:t>
+      </w:r>
+    </w:p>
+    <w:p>
+      <w:pPr>
+        <w:rPr>
+          <w:rFonts w:hint="default"/>
+        </w:rPr>
+      </w:pPr>
+      <w:r>
+        <w:rPr>
+          <w:rFonts w:hint="default"/>
+        </w:rPr>
+        <w:t xml:space="preserve">        waitDurationInOpenState: 30s</w:t>
+      </w:r>
+    </w:p>
+    <w:p>
+      <w:pPr>
+        <w:rPr>
+          <w:rFonts w:hint="default"/>
+        </w:rPr>
+      </w:pPr>
+    </w:p>
+    <w:p>
+      <w:pPr>
+        <w:rPr>
+          <w:rFonts w:hint="default"/>
+        </w:rPr>
+      </w:pPr>
+      <w:r>
+        <w:rPr>
+          <w:rFonts w:hint="default"/>
+        </w:rPr>
+        <w:t>Meaning:</w:t>
+      </w:r>
+    </w:p>
+    <w:p>
+      <w:pPr>
+        <w:rPr>
+          <w:rFonts w:hint="default"/>
+        </w:rPr>
+      </w:pPr>
+      <w:r>
+        <w:rPr>
+          <w:rFonts w:hint="default"/>
+        </w:rPr>
+        <w:t>--------</w:t>
+      </w:r>
+    </w:p>
+    <w:p>
+      <w:pPr>
+        <w:rPr>
+          <w:rFonts w:hint="default"/>
+        </w:rPr>
+      </w:pPr>
+      <w:r>
+        <w:rPr>
+          <w:rFonts w:hint="default"/>
+        </w:rPr>
+        <w:t>Monitor last 10 requests</w:t>
+      </w:r>
+    </w:p>
+    <w:p>
+      <w:pPr>
+        <w:rPr>
+          <w:rFonts w:hint="default"/>
+        </w:rPr>
+      </w:pPr>
+      <w:r>
+        <w:rPr>
+          <w:rFonts w:hint="default"/>
+        </w:rPr>
+        <w:t>If &gt; 50% fail</w:t>
+      </w:r>
+    </w:p>
+    <w:p>
+      <w:pPr>
+        <w:rPr>
+          <w:rFonts w:hint="default"/>
+        </w:rPr>
+      </w:pPr>
+      <w:r>
+        <w:rPr>
+          <w:rFonts w:hint="default"/>
+        </w:rPr>
+        <w:t>Open circuit</w:t>
+      </w:r>
+    </w:p>
+    <w:p>
+      <w:pPr>
+        <w:rPr>
+          <w:rFonts w:hint="default"/>
+        </w:rPr>
+      </w:pPr>
+      <w:r>
+        <w:rPr>
+          <w:rFonts w:hint="default"/>
+        </w:rPr>
+        <w:t>Wait 30 seconds</w:t>
+      </w:r>
+    </w:p>
+    <w:p>
+      <w:pPr>
+        <w:rPr>
+          <w:rFonts w:hint="default"/>
+        </w:rPr>
+      </w:pPr>
+      <w:r>
+        <w:rPr>
+          <w:rFonts w:hint="default"/>
+        </w:rPr>
+        <w:t>Move to Half-Open</w:t>
+      </w:r>
+    </w:p>
+    <w:p>
+      <w:pPr>
+        <w:rPr>
+          <w:rFonts w:hint="default"/>
+        </w:rPr>
+      </w:pPr>
+      <w:r>
+        <w:rPr>
+          <w:rFonts w:hint="default"/>
+        </w:rPr>
+        <w:t>Example Flow</w:t>
+      </w:r>
+    </w:p>
+    <w:p>
+      <w:pPr>
+        <w:rPr>
+          <w:rFonts w:hint="default"/>
+        </w:rPr>
+      </w:pPr>
+      <w:r>
+        <w:rPr>
+          <w:rFonts w:hint="default"/>
+        </w:rPr>
+        <w:t>Request 1 -&gt; Fail</w:t>
+      </w:r>
+    </w:p>
+    <w:p>
+      <w:pPr>
+        <w:rPr>
+          <w:rFonts w:hint="default"/>
+        </w:rPr>
+      </w:pPr>
+      <w:r>
+        <w:rPr>
+          <w:rFonts w:hint="default"/>
+        </w:rPr>
+        <w:t>Request 2 -&gt; Fail</w:t>
+      </w:r>
+    </w:p>
+    <w:p>
+      <w:pPr>
+        <w:rPr>
+          <w:rFonts w:hint="default"/>
+        </w:rPr>
+      </w:pPr>
+      <w:r>
+        <w:rPr>
+          <w:rFonts w:hint="default"/>
+        </w:rPr>
+        <w:t>Request 3 -&gt; Fail</w:t>
+      </w:r>
+    </w:p>
+    <w:p>
+      <w:pPr>
+        <w:rPr>
+          <w:rFonts w:hint="default"/>
+        </w:rPr>
+      </w:pPr>
+      <w:r>
+        <w:rPr>
+          <w:rFonts w:hint="default"/>
+        </w:rPr>
+        <w:t>Request 4 -&gt; Fail</w:t>
+      </w:r>
+    </w:p>
+    <w:p>
+      <w:pPr>
+        <w:rPr>
+          <w:rFonts w:hint="default"/>
+        </w:rPr>
+      </w:pPr>
+      <w:r>
+        <w:rPr>
+          <w:rFonts w:hint="default"/>
+        </w:rPr>
+        <w:t>Request 5 -&gt; Fail</w:t>
+      </w:r>
+    </w:p>
+    <w:p>
+      <w:pPr>
+        <w:rPr>
+          <w:rFonts w:hint="default"/>
+        </w:rPr>
+      </w:pPr>
+    </w:p>
+    <w:p>
+      <w:pPr>
+        <w:rPr>
+          <w:rFonts w:hint="default"/>
+        </w:rPr>
+      </w:pPr>
+      <w:r>
+        <w:rPr>
+          <w:rFonts w:hint="default"/>
+        </w:rPr>
+        <w:t>Failure rate:</w:t>
+      </w:r>
+    </w:p>
+    <w:p>
+      <w:pPr>
+        <w:rPr>
+          <w:rFonts w:hint="default"/>
+        </w:rPr>
+      </w:pPr>
+      <w:r>
+        <w:rPr>
+          <w:rFonts w:hint="default"/>
+        </w:rPr>
+        <w:t>-------------</w:t>
+      </w:r>
+    </w:p>
+    <w:p>
+      <w:pPr>
+        <w:rPr>
+          <w:rFonts w:hint="default"/>
+        </w:rPr>
+      </w:pPr>
+      <w:r>
+        <w:rPr>
+          <w:rFonts w:hint="default"/>
+        </w:rPr>
+        <w:t>5/5 = 100%</w:t>
+      </w:r>
+    </w:p>
+    <w:p>
+      <w:pPr>
+        <w:rPr>
+          <w:rFonts w:hint="default"/>
+        </w:rPr>
+      </w:pPr>
+    </w:p>
+    <w:p>
+      <w:pPr>
+        <w:rPr>
+          <w:rFonts w:hint="default"/>
+        </w:rPr>
+      </w:pPr>
+      <w:r>
+        <w:rPr>
+          <w:rFonts w:hint="default"/>
+        </w:rPr>
+        <w:t>Threshold exceeded.</w:t>
+      </w:r>
+    </w:p>
+    <w:p>
+      <w:pPr>
+        <w:rPr>
+          <w:rFonts w:hint="default"/>
+        </w:rPr>
+      </w:pPr>
+    </w:p>
+    <w:p>
+      <w:pPr>
+        <w:rPr>
+          <w:rFonts w:hint="default"/>
+        </w:rPr>
+      </w:pPr>
+      <w:r>
+        <w:rPr>
+          <w:rFonts w:hint="default"/>
+        </w:rPr>
+        <w:t>Circuit:</w:t>
+      </w:r>
+    </w:p>
+    <w:p>
+      <w:pPr>
+        <w:rPr>
+          <w:rFonts w:hint="default"/>
+        </w:rPr>
+      </w:pPr>
+      <w:r>
+        <w:rPr>
+          <w:rFonts w:hint="default"/>
+        </w:rPr>
+        <w:t>--------</w:t>
+      </w:r>
+    </w:p>
+    <w:p>
+      <w:pPr>
+        <w:rPr>
+          <w:rFonts w:hint="default"/>
+        </w:rPr>
+      </w:pPr>
+      <w:r>
+        <w:rPr>
+          <w:rFonts w:hint="default"/>
+        </w:rPr>
+        <w:t>OPEN</w:t>
+      </w:r>
+    </w:p>
+    <w:p>
+      <w:pPr>
+        <w:rPr>
+          <w:rFonts w:hint="default"/>
+        </w:rPr>
+      </w:pPr>
+    </w:p>
+    <w:p>
+      <w:pPr>
+        <w:rPr>
+          <w:rFonts w:hint="default"/>
+        </w:rPr>
+      </w:pPr>
+      <w:r>
+        <w:rPr>
+          <w:rFonts w:hint="default"/>
+        </w:rPr>
+        <w:t>Next requests:</w:t>
+      </w:r>
+    </w:p>
+    <w:p>
+      <w:pPr>
+        <w:rPr>
+          <w:rFonts w:hint="default"/>
+        </w:rPr>
+      </w:pPr>
+      <w:r>
+        <w:rPr>
+          <w:rFonts w:hint="default"/>
+        </w:rPr>
+        <w:t>--------------</w:t>
+      </w:r>
+    </w:p>
+    <w:p>
+      <w:pPr>
+        <w:rPr>
+          <w:rFonts w:hint="default"/>
+        </w:rPr>
+      </w:pPr>
+      <w:r>
+        <w:rPr>
+          <w:rFonts w:hint="default"/>
+        </w:rPr>
+        <w:t>No API call made</w:t>
+      </w:r>
+    </w:p>
+    <w:p>
+      <w:pPr>
+        <w:rPr>
+          <w:rFonts w:hint="default"/>
+        </w:rPr>
+      </w:pPr>
+      <w:r>
+        <w:rPr>
+          <w:rFonts w:hint="default"/>
+        </w:rPr>
+        <w:t>Fallback executed</w:t>
+      </w:r>
+    </w:p>
+    <w:p>
+      <w:pPr>
+        <w:rPr>
+          <w:rFonts w:hint="default"/>
+        </w:rPr>
+      </w:pPr>
+    </w:p>
+    <w:p>
+      <w:pPr>
+        <w:rPr>
+          <w:rFonts w:hint="default"/>
+        </w:rPr>
+      </w:pPr>
+      <w:r>
+        <w:rPr>
+          <w:rFonts w:hint="default"/>
+        </w:rPr>
+        <w:t>Circuit Breaker + Saga:</w:t>
+      </w:r>
+    </w:p>
+    <w:p>
+      <w:pPr>
+        <w:rPr>
+          <w:rFonts w:hint="default"/>
+        </w:rPr>
+      </w:pPr>
+      <w:r>
+        <w:rPr>
+          <w:rFonts w:hint="default"/>
+        </w:rPr>
+        <w:t>-----------------------</w:t>
+      </w:r>
+    </w:p>
+    <w:p>
+      <w:pPr>
+        <w:rPr>
+          <w:rFonts w:hint="default"/>
+        </w:rPr>
+      </w:pPr>
+    </w:p>
+    <w:p>
+      <w:pPr>
+        <w:rPr>
+          <w:rFonts w:hint="default"/>
+        </w:rPr>
+      </w:pPr>
+      <w:r>
+        <w:rPr>
+          <w:rFonts w:hint="default"/>
+        </w:rPr>
+        <w:t>Very common combination.</w:t>
+      </w:r>
+    </w:p>
+    <w:p>
+      <w:pPr>
+        <w:rPr>
+          <w:rFonts w:hint="default"/>
+        </w:rPr>
+      </w:pPr>
+    </w:p>
+    <w:p>
+      <w:pPr>
+        <w:rPr>
+          <w:rFonts w:hint="default"/>
+        </w:rPr>
+      </w:pPr>
+      <w:r>
+        <w:rPr>
+          <w:rFonts w:hint="default"/>
+        </w:rPr>
+        <w:t>Example:</w:t>
+      </w:r>
+    </w:p>
+    <w:p>
+      <w:pPr>
+        <w:rPr>
+          <w:rFonts w:hint="default"/>
+        </w:rPr>
+      </w:pPr>
+    </w:p>
+    <w:p>
+      <w:pPr>
+        <w:rPr>
+          <w:rFonts w:hint="default"/>
+        </w:rPr>
+      </w:pPr>
+      <w:r>
+        <w:rPr>
+          <w:rFonts w:hint="default"/>
+        </w:rPr>
+        <w:t>Order Service</w:t>
+      </w:r>
+    </w:p>
+    <w:p>
+      <w:pPr>
+        <w:rPr>
+          <w:rFonts w:hint="default"/>
+        </w:rPr>
+      </w:pPr>
+      <w:r>
+        <w:rPr>
+          <w:rFonts w:hint="default"/>
+        </w:rPr>
+        <w:t xml:space="preserve">    |</w:t>
+      </w:r>
+    </w:p>
+    <w:p>
+      <w:pPr>
+        <w:rPr>
+          <w:rFonts w:hint="default"/>
+        </w:rPr>
+      </w:pPr>
+      <w:r>
+        <w:rPr>
+          <w:rFonts w:hint="default"/>
+        </w:rPr>
+        <w:t>Payment Service</w:t>
+      </w:r>
+    </w:p>
+    <w:p>
+      <w:pPr>
+        <w:rPr>
+          <w:rFonts w:hint="default"/>
+        </w:rPr>
+      </w:pPr>
+      <w:r>
+        <w:rPr>
+          <w:rFonts w:hint="default"/>
+        </w:rPr>
+        <w:t xml:space="preserve">    |</w:t>
+      </w:r>
+    </w:p>
+    <w:p>
+      <w:pPr>
+        <w:rPr>
+          <w:rFonts w:hint="default"/>
+        </w:rPr>
+      </w:pPr>
+      <w:r>
+        <w:rPr>
+          <w:rFonts w:hint="default"/>
+        </w:rPr>
+        <w:t>Inventory Service</w:t>
+      </w:r>
+    </w:p>
+    <w:p>
+      <w:pPr>
+        <w:rPr>
+          <w:rFonts w:hint="default"/>
+        </w:rPr>
+      </w:pPr>
+    </w:p>
+    <w:p>
+      <w:pPr>
+        <w:rPr>
+          <w:rFonts w:hint="default"/>
+        </w:rPr>
+      </w:pPr>
+      <w:r>
+        <w:rPr>
+          <w:rFonts w:hint="default"/>
+        </w:rPr>
+        <w:t>Inventory Service is down.</w:t>
+      </w:r>
+    </w:p>
+    <w:p>
+      <w:pPr>
+        <w:rPr>
+          <w:rFonts w:hint="default"/>
+        </w:rPr>
+      </w:pPr>
+    </w:p>
+    <w:p>
+      <w:pPr>
+        <w:rPr>
+          <w:rFonts w:hint="default"/>
+        </w:rPr>
+      </w:pPr>
+      <w:r>
+        <w:rPr>
+          <w:rFonts w:hint="default"/>
+        </w:rPr>
+        <w:t>Without Circuit Breaker:</w:t>
+      </w:r>
+    </w:p>
+    <w:p>
+      <w:pPr>
+        <w:rPr>
+          <w:rFonts w:hint="default"/>
+        </w:rPr>
+      </w:pPr>
+    </w:p>
+    <w:p>
+      <w:pPr>
+        <w:rPr>
+          <w:rFonts w:hint="default"/>
+        </w:rPr>
+      </w:pPr>
+      <w:r>
+        <w:rPr>
+          <w:rFonts w:hint="default"/>
+        </w:rPr>
+        <w:t>Wait</w:t>
+      </w:r>
+    </w:p>
+    <w:p>
+      <w:pPr>
+        <w:rPr>
+          <w:rFonts w:hint="default"/>
+        </w:rPr>
+      </w:pPr>
+      <w:r>
+        <w:rPr>
+          <w:rFonts w:hint="default"/>
+        </w:rPr>
+        <w:t>Timeout</w:t>
+      </w:r>
+    </w:p>
+    <w:p>
+      <w:pPr>
+        <w:rPr>
+          <w:rFonts w:hint="default"/>
+        </w:rPr>
+      </w:pPr>
+      <w:r>
+        <w:rPr>
+          <w:rFonts w:hint="default"/>
+        </w:rPr>
+        <w:t>Retry</w:t>
+      </w:r>
+    </w:p>
+    <w:p>
+      <w:pPr>
+        <w:rPr>
+          <w:rFonts w:hint="default"/>
+        </w:rPr>
+      </w:pPr>
+      <w:r>
+        <w:rPr>
+          <w:rFonts w:hint="default"/>
+        </w:rPr>
+        <w:t>Timeout</w:t>
+      </w:r>
+    </w:p>
+    <w:p>
+      <w:pPr>
+        <w:rPr>
+          <w:rFonts w:hint="default"/>
+        </w:rPr>
+      </w:pPr>
+    </w:p>
+    <w:p>
+      <w:pPr>
+        <w:rPr>
+          <w:rFonts w:hint="default"/>
+        </w:rPr>
+      </w:pPr>
+      <w:r>
+        <w:rPr>
+          <w:rFonts w:hint="default"/>
+        </w:rPr>
+        <w:t>With Circuit Breaker:</w:t>
+      </w:r>
+    </w:p>
+    <w:p>
+      <w:pPr>
+        <w:rPr>
+          <w:rFonts w:hint="default"/>
+        </w:rPr>
+      </w:pPr>
+    </w:p>
+    <w:p>
+      <w:pPr>
+        <w:rPr>
+          <w:rFonts w:hint="default"/>
+        </w:rPr>
+      </w:pPr>
+      <w:r>
+        <w:rPr>
+          <w:rFonts w:hint="default"/>
+        </w:rPr>
+        <w:t>Fail Fast</w:t>
+      </w:r>
+    </w:p>
+    <w:p>
+      <w:pPr>
+        <w:rPr>
+          <w:rFonts w:hint="default"/>
+        </w:rPr>
+      </w:pPr>
+    </w:p>
+    <w:p>
+      <w:pPr>
+        <w:rPr>
+          <w:rFonts w:hint="default"/>
+        </w:rPr>
+      </w:pPr>
+      <w:r>
+        <w:rPr>
+          <w:rFonts w:hint="default"/>
+        </w:rPr>
+        <w:t>Saga Orchestrator (or Camunda) can then:</w:t>
+      </w:r>
+    </w:p>
+    <w:p>
+      <w:pPr>
+        <w:rPr>
+          <w:rFonts w:hint="default"/>
+        </w:rPr>
+      </w:pPr>
+    </w:p>
+    <w:p>
+      <w:pPr>
+        <w:rPr>
+          <w:rFonts w:hint="default"/>
+        </w:rPr>
+      </w:pPr>
+      <w:r>
+        <w:rPr>
+          <w:rFonts w:hint="default"/>
+        </w:rPr>
+        <w:t>Refund Payment</w:t>
+      </w:r>
+    </w:p>
+    <w:p>
+      <w:pPr>
+        <w:rPr>
+          <w:rFonts w:hint="default"/>
+        </w:rPr>
+      </w:pPr>
+      <w:r>
+        <w:rPr>
+          <w:rFonts w:hint="default"/>
+        </w:rPr>
+        <w:t>Cancel Order</w:t>
+      </w:r>
+    </w:p>
+    <w:p>
+      <w:pPr>
+        <w:rPr>
+          <w:rFonts w:hint="default"/>
+        </w:rPr>
+      </w:pPr>
+    </w:p>
+    <w:p>
+      <w:pPr>
+        <w:rPr>
+          <w:rFonts w:hint="default"/>
+        </w:rPr>
+      </w:pPr>
+      <w:r>
+        <w:rPr>
+          <w:rFonts w:hint="default"/>
+        </w:rPr>
+        <w:t>immediately instead of waiting for long timeouts.</w:t>
+      </w:r>
+    </w:p>
+    <w:p>
+      <w:pPr>
+        <w:rPr>
+          <w:rFonts w:hint="default"/>
+        </w:rPr>
+      </w:pPr>
+      <w:r>
+        <w:rPr>
+          <w:rFonts w:hint="default"/>
+        </w:rPr>
+        <w:t>-------------------------------------------------------------------------------------------------</w:t>
+      </w:r>
+    </w:p>
+    <w:p>
+      <w:pPr>
+        <w:numPr>
+          <w:ilvl w:val="0"/>
+          <w:numId w:val="0"/>
+        </w:numPr>
+        <w:rPr>
+          <w:rFonts w:hint="default"/>
+        </w:rPr>
+      </w:pPr>
     </w:p>
     <w:sectPr>
       <w:pgSz w:w="11906" w:h="16838"/>
@@ -304,7 +5647,7 @@
   <w:docDefaults>
     <w:rPrDefault>
       <w:rPr>
-        <w:rFonts w:asciiTheme="minorHAnsi" w:hAnsiTheme="minorHAnsi" w:eastAsiaTheme="minorEastAsia" w:cstheme="minorBidi"/>
+        <w:rFonts w:ascii="Times New Roman" w:hAnsi="Times New Roman" w:eastAsia="SimSun" w:cs="Times New Roman"/>
       </w:rPr>
     </w:rPrDefault>
     <w:pPrDefault/>
